--- a/docs/instructivo-pms-por-rol.docx
+++ b/docs/instructivo-pms-por-rol.docx
@@ -83,7 +83,7 @@
           <w:color w:val="555555"/>
           <w:sz w:val="20"/>
         </w:rPr>
-        <w:t>Versión 1.0 · 28 de octubre de 2026 · Preparado para ATm Consulting, Colombia</w:t>
+        <w:t>Versión 1.1 · 28 de octubre de 2026 · Preparado para ATm Consulting, Colombia</w:t>
       </w:r>
     </w:p>
     <w:tbl>
@@ -162,7 +162,7 @@
         <w:t xml:space="preserve">1. </w:t>
       </w:r>
       <w:r>
-        <w:t>Abre el enlace de la aplicación que te entregó ATm Consulting.</w:t>
+        <w:t>Abre https://pms-hoteles-atm.streamlit.app/ (si la app estuvo un rato sin uso, puede tardar unos segundos en despertar; pulsa el botón que aparezca).</w:t>
       </w:r>
     </w:p>
     <w:p>
@@ -177,7 +177,7 @@
         <w:t xml:space="preserve">2. </w:t>
       </w:r>
       <w:r>
-        <w:t>Escribe tu correo y tu contraseña y pulsa «Ingresar». Tus datos de acceso te los entrega ATm Consulting aparte; no los compartas.</w:t>
+        <w:t>Escribe tu correo y la contraseña TEMPORAL que te entregó ATm Consulting y pulsa «Entrar». Los datos de acceso se entregan aparte; no los compartas.</w:t>
       </w:r>
     </w:p>
     <w:p>
@@ -192,7 +192,7 @@
         <w:t xml:space="preserve">3. </w:t>
       </w:r>
       <w:r>
-        <w:t>Si te equivocas 5 veces seguidas, el acceso se bloquea 15 minutos. Es una medida de seguridad.</w:t>
+        <w:t>La primera vez, el sistema te pide crear tu propia contraseña (ver «Primer ingreso» más abajo). Desde la segunda vez entras con la contraseña que tú creaste.</w:t>
       </w:r>
     </w:p>
     <w:p>
@@ -207,7 +207,7 @@
         <w:t xml:space="preserve">4. </w:t>
       </w:r>
       <w:r>
-        <w:t>Tu sesión dura 8 horas. Si recargas la página (F5) no te saca. Para salir, usa «Cerrar sesión» en el menú de la izquierda.</w:t>
+        <w:t>Si te equivocas 5 veces seguidas, el acceso se bloquea 15 minutos. Es una medida de seguridad.</w:t>
       </w:r>
     </w:p>
     <w:p>
@@ -222,7 +222,348 @@
         <w:t xml:space="preserve">5. </w:t>
       </w:r>
       <w:r>
+        <w:t>Tu sesión dura 8 horas. Si recargas la página (F5) no te saca. Para salir, usa «Cerrar sesión» en el menú de la izquierda.</w:t>
+      </w:r>
+    </w:p>
+    <w:p>
+      <w:pPr>
+        <w:spacing w:after="60"/>
+        <w:ind w:left="510" w:hanging="340"/>
+      </w:pPr>
+      <w:r>
+        <w:rPr>
+          <w:b/>
+        </w:rPr>
+        <w:t xml:space="preserve">6. </w:t>
+      </w:r>
+      <w:r>
         <w:t>Si trabajas en varios hoteles, elige el hotel en el menú de la izquierda. Cada hotel muestra sus precios en su moneda.</w:t>
+      </w:r>
+    </w:p>
+    <w:p>
+      <w:pPr>
+        <w:jc w:val="center"/>
+      </w:pPr>
+      <w:r>
+        <w:drawing>
+          <wp:inline xmlns:a="http://schemas.openxmlformats.org/drawingml/2006/main" xmlns:pic="http://schemas.openxmlformats.org/drawingml/2006/picture">
+            <wp:extent cx="5040000" cy="2520000"/>
+            <wp:docPr id="2" name="Picture 2"/>
+            <wp:cNvGraphicFramePr>
+              <a:graphicFrameLocks noChangeAspect="1"/>
+            </wp:cNvGraphicFramePr>
+            <a:graphic>
+              <a:graphicData uri="http://schemas.openxmlformats.org/drawingml/2006/picture">
+                <pic:pic>
+                  <pic:nvPicPr>
+                    <pic:cNvPr id="0" name="00_ingreso.png"/>
+                    <pic:cNvPicPr/>
+                  </pic:nvPicPr>
+                  <pic:blipFill>
+                    <a:blip r:embed="rId11"/>
+                    <a:stretch>
+                      <a:fillRect/>
+                    </a:stretch>
+                  </pic:blipFill>
+                  <pic:spPr>
+                    <a:xfrm>
+                      <a:off x="0" y="0"/>
+                      <a:ext cx="5040000" cy="2520000"/>
+                    </a:xfrm>
+                    <a:prstGeom prst="rect"/>
+                  </pic:spPr>
+                </pic:pic>
+              </a:graphicData>
+            </a:graphic>
+          </wp:inline>
+        </w:drawing>
+      </w:r>
+    </w:p>
+    <w:p>
+      <w:pPr>
+        <w:jc w:val="center"/>
+      </w:pPr>
+      <w:r>
+        <w:rPr>
+          <w:i/>
+          <w:color w:val="555555"/>
+          <w:sz w:val="18"/>
+        </w:rPr>
+        <w:t>Pantalla de ingreso (datos ficticios)</w:t>
+      </w:r>
+    </w:p>
+    <w:p>
+      <w:pPr>
+        <w:pStyle w:val="Heading2"/>
+      </w:pPr>
+      <w:r>
+        <w:t>Primer ingreso: crea tu contraseña nueva</w:t>
+      </w:r>
+    </w:p>
+    <w:p>
+      <w:pPr>
+        <w:spacing w:after="120"/>
+      </w:pPr>
+      <w:r>
+        <w:rPr>
+          <w:b w:val="0"/>
+          <w:i w:val="0"/>
+        </w:rPr>
+        <w:t>La contraseña temporal sirve solo para entrar la primera vez. Al ingresar con ella, la aplicación muestra únicamente la pantalla «Crea tu contraseña nueva»: no puedes abrir ninguna otra pantalla hasta terminar este paso.</w:t>
+      </w:r>
+    </w:p>
+    <w:p>
+      <w:pPr>
+        <w:jc w:val="center"/>
+      </w:pPr>
+      <w:r>
+        <w:drawing>
+          <wp:inline xmlns:a="http://schemas.openxmlformats.org/drawingml/2006/main" xmlns:pic="http://schemas.openxmlformats.org/drawingml/2006/picture">
+            <wp:extent cx="5400000" cy="884828"/>
+            <wp:docPr id="3" name="Picture 3"/>
+            <wp:cNvGraphicFramePr>
+              <a:graphicFrameLocks noChangeAspect="1"/>
+            </wp:cNvGraphicFramePr>
+            <a:graphic>
+              <a:graphicData uri="http://schemas.openxmlformats.org/drawingml/2006/picture">
+                <pic:pic>
+                  <pic:nvPicPr>
+                    <pic:cNvPr id="0" name="flujo_primer_ingreso.png"/>
+                    <pic:cNvPicPr/>
+                  </pic:nvPicPr>
+                  <pic:blipFill>
+                    <a:blip r:embed="rId12"/>
+                    <a:stretch>
+                      <a:fillRect/>
+                    </a:stretch>
+                  </pic:blipFill>
+                  <pic:spPr>
+                    <a:xfrm>
+                      <a:off x="0" y="0"/>
+                      <a:ext cx="5400000" cy="884828"/>
+                    </a:xfrm>
+                    <a:prstGeom prst="rect"/>
+                  </pic:spPr>
+                </pic:pic>
+              </a:graphicData>
+            </a:graphic>
+          </wp:inline>
+        </w:drawing>
+      </w:r>
+    </w:p>
+    <w:p>
+      <w:pPr>
+        <w:spacing w:after="60"/>
+        <w:ind w:left="510" w:hanging="340"/>
+      </w:pPr>
+      <w:r>
+        <w:rPr>
+          <w:b/>
+        </w:rPr>
+        <w:t xml:space="preserve">1. </w:t>
+      </w:r>
+      <w:r>
+        <w:t>Escribe tu contraseña nueva en «Contraseña nueva». Debe tener al menos 10 caracteres y ser distinta de la temporal.</w:t>
+      </w:r>
+    </w:p>
+    <w:p>
+      <w:pPr>
+        <w:spacing w:after="60"/>
+        <w:ind w:left="510" w:hanging="340"/>
+      </w:pPr>
+      <w:r>
+        <w:rPr>
+          <w:b/>
+        </w:rPr>
+        <w:t xml:space="preserve">2. </w:t>
+      </w:r>
+      <w:r>
+        <w:t>Vuelve a escribirla en «Confirma la contraseña nueva». Las dos deben ser iguales.</w:t>
+      </w:r>
+    </w:p>
+    <w:p>
+      <w:pPr>
+        <w:spacing w:after="60"/>
+        <w:ind w:left="510" w:hanging="340"/>
+      </w:pPr>
+      <w:r>
+        <w:rPr>
+          <w:b/>
+        </w:rPr>
+        <w:t xml:space="preserve">3. </w:t>
+      </w:r>
+      <w:r>
+        <w:t>Pulsa «Guardar y entrar». Entras al sistema y la temporal deja de servir.</w:t>
+      </w:r>
+    </w:p>
+    <w:p>
+      <w:pPr>
+        <w:spacing w:after="60"/>
+        <w:ind w:left="510" w:hanging="340"/>
+      </w:pPr>
+      <w:r>
+        <w:rPr>
+          <w:b/>
+        </w:rPr>
+        <w:t xml:space="preserve">4. </w:t>
+      </w:r>
+      <w:r>
+        <w:t>Si algo no cumple, un aviso rojo te dice qué corregir (por ejemplo, «La contraseña nueva debe tener al menos 10 caracteres») y no se guarda nada.</w:t>
+      </w:r>
+    </w:p>
+    <w:p>
+      <w:pPr>
+        <w:jc w:val="center"/>
+      </w:pPr>
+      <w:r>
+        <w:drawing>
+          <wp:inline xmlns:a="http://schemas.openxmlformats.org/drawingml/2006/main" xmlns:pic="http://schemas.openxmlformats.org/drawingml/2006/picture">
+            <wp:extent cx="5400000" cy="2700000"/>
+            <wp:docPr id="4" name="Picture 4"/>
+            <wp:cNvGraphicFramePr>
+              <a:graphicFrameLocks noChangeAspect="1"/>
+            </wp:cNvGraphicFramePr>
+            <a:graphic>
+              <a:graphicData uri="http://schemas.openxmlformats.org/drawingml/2006/picture">
+                <pic:pic>
+                  <pic:nvPicPr>
+                    <pic:cNvPr id="0" name="clave_nueva.png"/>
+                    <pic:cNvPicPr/>
+                  </pic:nvPicPr>
+                  <pic:blipFill>
+                    <a:blip r:embed="rId13"/>
+                    <a:stretch>
+                      <a:fillRect/>
+                    </a:stretch>
+                  </pic:blipFill>
+                  <pic:spPr>
+                    <a:xfrm>
+                      <a:off x="0" y="0"/>
+                      <a:ext cx="5400000" cy="2700000"/>
+                    </a:xfrm>
+                    <a:prstGeom prst="rect"/>
+                  </pic:spPr>
+                </pic:pic>
+              </a:graphicData>
+            </a:graphic>
+          </wp:inline>
+        </w:drawing>
+      </w:r>
+    </w:p>
+    <w:p>
+      <w:pPr>
+        <w:jc w:val="center"/>
+      </w:pPr>
+      <w:r>
+        <w:rPr>
+          <w:i/>
+          <w:color w:val="555555"/>
+          <w:sz w:val="18"/>
+        </w:rPr>
+        <w:t>Pantalla «Crea tu contraseña nueva» (usuario ficticio)</w:t>
+      </w:r>
+    </w:p>
+    <w:p>
+      <w:pPr>
+        <w:jc w:val="center"/>
+      </w:pPr>
+      <w:r>
+        <w:drawing>
+          <wp:inline xmlns:a="http://schemas.openxmlformats.org/drawingml/2006/main" xmlns:pic="http://schemas.openxmlformats.org/drawingml/2006/picture">
+            <wp:extent cx="5400000" cy="2700000"/>
+            <wp:docPr id="5" name="Picture 5"/>
+            <wp:cNvGraphicFramePr>
+              <a:graphicFrameLocks noChangeAspect="1"/>
+            </wp:cNvGraphicFramePr>
+            <a:graphic>
+              <a:graphicData uri="http://schemas.openxmlformats.org/drawingml/2006/picture">
+                <pic:pic>
+                  <pic:nvPicPr>
+                    <pic:cNvPr id="0" name="clave_nueva_error.png"/>
+                    <pic:cNvPicPr/>
+                  </pic:nvPicPr>
+                  <pic:blipFill>
+                    <a:blip r:embed="rId14"/>
+                    <a:stretch>
+                      <a:fillRect/>
+                    </a:stretch>
+                  </pic:blipFill>
+                  <pic:spPr>
+                    <a:xfrm>
+                      <a:off x="0" y="0"/>
+                      <a:ext cx="5400000" cy="2700000"/>
+                    </a:xfrm>
+                    <a:prstGeom prst="rect"/>
+                  </pic:spPr>
+                </pic:pic>
+              </a:graphicData>
+            </a:graphic>
+          </wp:inline>
+        </w:drawing>
+      </w:r>
+    </w:p>
+    <w:p>
+      <w:pPr>
+        <w:jc w:val="center"/>
+      </w:pPr>
+      <w:r>
+        <w:rPr>
+          <w:i/>
+          <w:color w:val="555555"/>
+          <w:sz w:val="18"/>
+        </w:rPr>
+        <w:t>Aviso cuando la contraseña es muy corta</w:t>
+      </w:r>
+    </w:p>
+    <w:tbl>
+      <w:tblPr>
+        <w:tblStyle w:val="TableGrid"/>
+        <w:tblW w:type="auto" w:w="0"/>
+        <w:tblLook w:firstColumn="1" w:firstRow="1" w:lastColumn="0" w:lastRow="0" w:noHBand="0" w:noVBand="1" w:val="04A0"/>
+      </w:tblPr>
+      <w:tblGrid>
+        <w:gridCol w:w="9746"/>
+      </w:tblGrid>
+      <w:tr>
+        <w:tc>
+          <w:tcPr>
+            <w:tcW w:type="dxa" w:w="9746"/>
+            <w:shd w:val="clear" w:color="auto" w:fill="FFF8E1"/>
+          </w:tcPr>
+          <w:p>
+            <w:r/>
+            <w:r>
+              <w:rPr>
+                <w:b/>
+              </w:rPr>
+              <w:t xml:space="preserve">Ojo: </w:t>
+            </w:r>
+            <w:r>
+              <w:t>Si recargas la página (F5) o cierras y vuelves a abrir con la misma sesión antes de guardar, sigues viendo «Crea tu contraseña nueva»: el bloqueo se mantiene hasta que la crees. Si pulsas «Cerrar sesión» sin guardar, la temporal sigue valiendo para el próximo ingreso. Elige una contraseña que solo tú conozcas y no la reutilices de otros sistemas.</w:t>
+            </w:r>
+          </w:p>
+        </w:tc>
+      </w:tr>
+    </w:tbl>
+    <w:p/>
+    <w:p>
+      <w:pPr>
+        <w:pStyle w:val="Heading2"/>
+      </w:pPr>
+      <w:r>
+        <w:t>Si olvidaste tu contraseña</w:t>
+      </w:r>
+    </w:p>
+    <w:p>
+      <w:pPr>
+        <w:spacing w:after="120"/>
+      </w:pPr>
+      <w:r>
+        <w:rPr>
+          <w:b w:val="0"/>
+          <w:i w:val="0"/>
+        </w:rPr>
+        <w:t>Pide al administrador que te genere una contraseña temporal nueva (capítulo 4). Con ella ingresas y creas otra propia. Al generarla, las sesiones que tuvieras abiertas se cierran solas.</w:t>
       </w:r>
     </w:p>
     <w:p>
@@ -1194,7 +1535,7 @@
         <w:drawing>
           <wp:inline xmlns:a="http://schemas.openxmlformats.org/drawingml/2006/main" xmlns:pic="http://schemas.openxmlformats.org/drawingml/2006/picture">
             <wp:extent cx="5580000" cy="4650000"/>
-            <wp:docPr id="2" name="Picture 2"/>
+            <wp:docPr id="6" name="Picture 6"/>
             <wp:cNvGraphicFramePr>
               <a:graphicFrameLocks noChangeAspect="1"/>
             </wp:cNvGraphicFramePr>
@@ -1206,7 +1547,7 @@
                     <pic:cNvPicPr/>
                   </pic:nvPicPr>
                   <pic:blipFill>
-                    <a:blip r:embed="rId11"/>
+                    <a:blip r:embed="rId15"/>
                     <a:stretch>
                       <a:fillRect/>
                     </a:stretch>
@@ -1254,7 +1595,7 @@
         <w:drawing>
           <wp:inline xmlns:a="http://schemas.openxmlformats.org/drawingml/2006/main" xmlns:pic="http://schemas.openxmlformats.org/drawingml/2006/picture">
             <wp:extent cx="5040000" cy="1653815"/>
-            <wp:docPr id="3" name="Picture 3"/>
+            <wp:docPr id="7" name="Picture 7"/>
             <wp:cNvGraphicFramePr>
               <a:graphicFrameLocks noChangeAspect="1"/>
             </wp:cNvGraphicFramePr>
@@ -1266,7 +1607,7 @@
                     <pic:cNvPicPr/>
                   </pic:nvPicPr>
                   <pic:blipFill>
-                    <a:blip r:embed="rId12"/>
+                    <a:blip r:embed="rId16"/>
                     <a:stretch>
                       <a:fillRect/>
                     </a:stretch>
@@ -1422,7 +1763,7 @@
         <w:drawing>
           <wp:inline xmlns:a="http://schemas.openxmlformats.org/drawingml/2006/main" xmlns:pic="http://schemas.openxmlformats.org/drawingml/2006/picture">
             <wp:extent cx="5040000" cy="1653815"/>
-            <wp:docPr id="4" name="Picture 4"/>
+            <wp:docPr id="8" name="Picture 8"/>
             <wp:cNvGraphicFramePr>
               <a:graphicFrameLocks noChangeAspect="1"/>
             </wp:cNvGraphicFramePr>
@@ -1434,7 +1775,7 @@
                     <pic:cNvPicPr/>
                   </pic:nvPicPr>
                   <pic:blipFill>
-                    <a:blip r:embed="rId13"/>
+                    <a:blip r:embed="rId17"/>
                     <a:stretch>
                       <a:fillRect/>
                     </a:stretch>
@@ -1580,7 +1921,7 @@
         <w:drawing>
           <wp:inline xmlns:a="http://schemas.openxmlformats.org/drawingml/2006/main" xmlns:pic="http://schemas.openxmlformats.org/drawingml/2006/picture">
             <wp:extent cx="5400000" cy="837491"/>
-            <wp:docPr id="5" name="Picture 5"/>
+            <wp:docPr id="9" name="Picture 9"/>
             <wp:cNvGraphicFramePr>
               <a:graphicFrameLocks noChangeAspect="1"/>
             </wp:cNvGraphicFramePr>
@@ -1592,7 +1933,7 @@
                     <pic:cNvPicPr/>
                   </pic:nvPicPr>
                   <pic:blipFill>
-                    <a:blip r:embed="rId14"/>
+                    <a:blip r:embed="rId18"/>
                     <a:stretch>
                       <a:fillRect/>
                     </a:stretch>
@@ -1717,7 +2058,7 @@
         <w:drawing>
           <wp:inline xmlns:a="http://schemas.openxmlformats.org/drawingml/2006/main" xmlns:pic="http://schemas.openxmlformats.org/drawingml/2006/picture">
             <wp:extent cx="5400000" cy="919319"/>
-            <wp:docPr id="6" name="Picture 6"/>
+            <wp:docPr id="10" name="Picture 10"/>
             <wp:cNvGraphicFramePr>
               <a:graphicFrameLocks noChangeAspect="1"/>
             </wp:cNvGraphicFramePr>
@@ -1729,7 +2070,7 @@
                     <pic:cNvPicPr/>
                   </pic:nvPicPr>
                   <pic:blipFill>
-                    <a:blip r:embed="rId15"/>
+                    <a:blip r:embed="rId19"/>
                     <a:stretch>
                       <a:fillRect/>
                     </a:stretch>
@@ -1842,7 +2183,7 @@
         <w:drawing>
           <wp:inline xmlns:a="http://schemas.openxmlformats.org/drawingml/2006/main" xmlns:pic="http://schemas.openxmlformats.org/drawingml/2006/picture">
             <wp:extent cx="5580000" cy="4650000"/>
-            <wp:docPr id="7" name="Picture 7"/>
+            <wp:docPr id="11" name="Picture 11"/>
             <wp:cNvGraphicFramePr>
               <a:graphicFrameLocks noChangeAspect="1"/>
             </wp:cNvGraphicFramePr>
@@ -1854,7 +2195,7 @@
                     <pic:cNvPicPr/>
                   </pic:nvPicPr>
                   <pic:blipFill>
-                    <a:blip r:embed="rId16"/>
+                    <a:blip r:embed="rId20"/>
                     <a:stretch>
                       <a:fillRect/>
                     </a:stretch>
@@ -2078,7 +2419,7 @@
         <w:drawing>
           <wp:inline xmlns:a="http://schemas.openxmlformats.org/drawingml/2006/main" xmlns:pic="http://schemas.openxmlformats.org/drawingml/2006/picture">
             <wp:extent cx="5580000" cy="4650000"/>
-            <wp:docPr id="8" name="Picture 8"/>
+            <wp:docPr id="12" name="Picture 12"/>
             <wp:cNvGraphicFramePr>
               <a:graphicFrameLocks noChangeAspect="1"/>
             </wp:cNvGraphicFramePr>
@@ -2090,7 +2431,7 @@
                     <pic:cNvPicPr/>
                   </pic:nvPicPr>
                   <pic:blipFill>
-                    <a:blip r:embed="rId17"/>
+                    <a:blip r:embed="rId21"/>
                     <a:stretch>
                       <a:fillRect/>
                     </a:stretch>
@@ -2175,7 +2516,7 @@
         <w:drawing>
           <wp:inline xmlns:a="http://schemas.openxmlformats.org/drawingml/2006/main" xmlns:pic="http://schemas.openxmlformats.org/drawingml/2006/picture">
             <wp:extent cx="4680000" cy="751709"/>
-            <wp:docPr id="9" name="Picture 9"/>
+            <wp:docPr id="13" name="Picture 13"/>
             <wp:cNvGraphicFramePr>
               <a:graphicFrameLocks noChangeAspect="1"/>
             </wp:cNvGraphicFramePr>
@@ -2187,7 +2528,7 @@
                     <pic:cNvPicPr/>
                   </pic:nvPicPr>
                   <pic:blipFill>
-                    <a:blip r:embed="rId18"/>
+                    <a:blip r:embed="rId22"/>
                     <a:stretch>
                       <a:fillRect/>
                     </a:stretch>
@@ -2289,7 +2630,7 @@
         <w:drawing>
           <wp:inline xmlns:a="http://schemas.openxmlformats.org/drawingml/2006/main" xmlns:pic="http://schemas.openxmlformats.org/drawingml/2006/picture">
             <wp:extent cx="5580000" cy="4650000"/>
-            <wp:docPr id="10" name="Picture 10"/>
+            <wp:docPr id="14" name="Picture 14"/>
             <wp:cNvGraphicFramePr>
               <a:graphicFrameLocks noChangeAspect="1"/>
             </wp:cNvGraphicFramePr>
@@ -2301,7 +2642,7 @@
                     <pic:cNvPicPr/>
                   </pic:nvPicPr>
                   <pic:blipFill>
-                    <a:blip r:embed="rId19"/>
+                    <a:blip r:embed="rId23"/>
                     <a:stretch>
                       <a:fillRect/>
                     </a:stretch>
@@ -2397,7 +2738,7 @@
         <w:drawing>
           <wp:inline xmlns:a="http://schemas.openxmlformats.org/drawingml/2006/main" xmlns:pic="http://schemas.openxmlformats.org/drawingml/2006/picture">
             <wp:extent cx="5400000" cy="837491"/>
-            <wp:docPr id="11" name="Picture 11"/>
+            <wp:docPr id="15" name="Picture 15"/>
             <wp:cNvGraphicFramePr>
               <a:graphicFrameLocks noChangeAspect="1"/>
             </wp:cNvGraphicFramePr>
@@ -2409,7 +2750,7 @@
                     <pic:cNvPicPr/>
                   </pic:nvPicPr>
                   <pic:blipFill>
-                    <a:blip r:embed="rId20"/>
+                    <a:blip r:embed="rId24"/>
                     <a:stretch>
                       <a:fillRect/>
                     </a:stretch>
@@ -2626,7 +2967,7 @@
               <w:rPr>
                 <w:sz w:val="20"/>
               </w:rPr>
-              <w:t>Crear usuarios, asignarles rol y hotel, cambiar contraseña o desactivarlos.</w:t>
+              <w:t>Crear usuarios, asignarles rol y hotel, cambiar contraseña, generar una contraseña temporal o desactivarlos. La tabla indica quién todavía debe crear su contraseña.</w:t>
             </w:r>
           </w:p>
         </w:tc>
@@ -2638,7 +2979,239 @@
         <w:pStyle w:val="Heading2"/>
       </w:pPr>
       <w:r>
-        <w:t>4.2 Otras tareas</w:t>
+        <w:t>4.2 Generar una contraseña temporal</w:t>
+      </w:r>
+    </w:p>
+    <w:p>
+      <w:pPr>
+        <w:spacing w:after="120"/>
+      </w:pPr>
+      <w:r>
+        <w:rPr>
+          <w:b w:val="0"/>
+          <w:i w:val="0"/>
+        </w:rPr>
+        <w:t>Sirve cuando alguien olvidó su contraseña o cuando creas a una persona nueva. Está en «Configuración» → pestaña «Usuarios» → «Generar contraseña temporal».</w:t>
+      </w:r>
+    </w:p>
+    <w:p>
+      <w:pPr>
+        <w:jc w:val="center"/>
+      </w:pPr>
+      <w:r>
+        <w:drawing>
+          <wp:inline xmlns:a="http://schemas.openxmlformats.org/drawingml/2006/main" xmlns:pic="http://schemas.openxmlformats.org/drawingml/2006/picture">
+            <wp:extent cx="5400000" cy="884828"/>
+            <wp:docPr id="16" name="Picture 16"/>
+            <wp:cNvGraphicFramePr>
+              <a:graphicFrameLocks noChangeAspect="1"/>
+            </wp:cNvGraphicFramePr>
+            <a:graphic>
+              <a:graphicData uri="http://schemas.openxmlformats.org/drawingml/2006/picture">
+                <pic:pic>
+                  <pic:nvPicPr>
+                    <pic:cNvPr id="0" name="flujo_clave_temporal.png"/>
+                    <pic:cNvPicPr/>
+                  </pic:nvPicPr>
+                  <pic:blipFill>
+                    <a:blip r:embed="rId25"/>
+                    <a:stretch>
+                      <a:fillRect/>
+                    </a:stretch>
+                  </pic:blipFill>
+                  <pic:spPr>
+                    <a:xfrm>
+                      <a:off x="0" y="0"/>
+                      <a:ext cx="5400000" cy="884828"/>
+                    </a:xfrm>
+                    <a:prstGeom prst="rect"/>
+                  </pic:spPr>
+                </pic:pic>
+              </a:graphicData>
+            </a:graphic>
+          </wp:inline>
+        </w:drawing>
+      </w:r>
+    </w:p>
+    <w:p>
+      <w:pPr>
+        <w:spacing w:after="60"/>
+        <w:ind w:left="510" w:hanging="340"/>
+      </w:pPr>
+      <w:r>
+        <w:rPr>
+          <w:b/>
+        </w:rPr>
+        <w:t xml:space="preserve">1. </w:t>
+      </w:r>
+      <w:r>
+        <w:t>Busca a la persona en la lista y pulsa «Generar contraseña temporal» junto a su correo.</w:t>
+      </w:r>
+    </w:p>
+    <w:p>
+      <w:pPr>
+        <w:spacing w:after="60"/>
+        <w:ind w:left="510" w:hanging="340"/>
+      </w:pPr>
+      <w:r>
+        <w:rPr>
+          <w:b/>
+        </w:rPr>
+        <w:t xml:space="preserve">2. </w:t>
+      </w:r>
+      <w:r>
+        <w:t>El sistema crea una contraseña aleatoria segura y la muestra UNA sola vez en pantalla. Cópiala en ese momento: no se vuelve a mostrar ni se guarda en claro en ningún lugar.</w:t>
+      </w:r>
+    </w:p>
+    <w:p>
+      <w:pPr>
+        <w:spacing w:after="60"/>
+        <w:ind w:left="510" w:hanging="340"/>
+      </w:pPr>
+      <w:r>
+        <w:rPr>
+          <w:b/>
+        </w:rPr>
+        <w:t xml:space="preserve">3. </w:t>
+      </w:r>
+      <w:r>
+        <w:t>Entrégala a la persona por un canal privado (no por un grupo de chat ni en un correo abierto).</w:t>
+      </w:r>
+    </w:p>
+    <w:p>
+      <w:pPr>
+        <w:spacing w:after="60"/>
+        <w:ind w:left="510" w:hanging="340"/>
+      </w:pPr>
+      <w:r>
+        <w:rPr>
+          <w:b/>
+        </w:rPr>
+        <w:t xml:space="preserve">4. </w:t>
+      </w:r>
+      <w:r>
+        <w:t>Desde ese momento: se cierran las sesiones anteriores de esa persona y, al ingresar, solo verá «Crea tu contraseña nueva». La tabla de usuarios muestra «Sí» en «Debe crear su contraseña» hasta que lo haga.</w:t>
+      </w:r>
+    </w:p>
+    <w:p>
+      <w:pPr>
+        <w:spacing w:after="60"/>
+        <w:ind w:left="510" w:hanging="340"/>
+      </w:pPr>
+      <w:r>
+        <w:rPr>
+          <w:b/>
+        </w:rPr>
+        <w:t xml:space="preserve">5. </w:t>
+      </w:r>
+      <w:r>
+        <w:t>La acción queda en Auditoría (quién la generó y para quién), sin la contraseña.</w:t>
+      </w:r>
+    </w:p>
+    <w:p>
+      <w:pPr>
+        <w:spacing w:after="60"/>
+        <w:ind w:left="510" w:hanging="340"/>
+      </w:pPr>
+      <w:r>
+        <w:rPr>
+          <w:b/>
+        </w:rPr>
+        <w:t xml:space="preserve">6. </w:t>
+      </w:r>
+      <w:r>
+        <w:t>No puedes generarte una contraseña temporal a ti mismo: usa «Activar, desactivar o cambiar contraseña». Si cambias la contraseña de otra persona con esa opción, ella también deberá crear la suya al ingresar.</w:t>
+      </w:r>
+    </w:p>
+    <w:p>
+      <w:pPr>
+        <w:jc w:val="center"/>
+      </w:pPr>
+      <w:r>
+        <w:drawing>
+          <wp:inline xmlns:a="http://schemas.openxmlformats.org/drawingml/2006/main" xmlns:pic="http://schemas.openxmlformats.org/drawingml/2006/picture">
+            <wp:extent cx="5580000" cy="5037500"/>
+            <wp:docPr id="17" name="Picture 17"/>
+            <wp:cNvGraphicFramePr>
+              <a:graphicFrameLocks noChangeAspect="1"/>
+            </wp:cNvGraphicFramePr>
+            <a:graphic>
+              <a:graphicData uri="http://schemas.openxmlformats.org/drawingml/2006/picture">
+                <pic:pic>
+                  <pic:nvPicPr>
+                    <pic:cNvPr id="0" name="admin_clave_temporal.png"/>
+                    <pic:cNvPicPr/>
+                  </pic:nvPicPr>
+                  <pic:blipFill>
+                    <a:blip r:embed="rId26"/>
+                    <a:stretch>
+                      <a:fillRect/>
+                    </a:stretch>
+                  </pic:blipFill>
+                  <pic:spPr>
+                    <a:xfrm>
+                      <a:off x="0" y="0"/>
+                      <a:ext cx="5580000" cy="5037500"/>
+                    </a:xfrm>
+                    <a:prstGeom prst="rect"/>
+                  </pic:spPr>
+                </pic:pic>
+              </a:graphicData>
+            </a:graphic>
+          </wp:inline>
+        </w:drawing>
+      </w:r>
+    </w:p>
+    <w:p>
+      <w:pPr>
+        <w:jc w:val="center"/>
+      </w:pPr>
+      <w:r>
+        <w:rPr>
+          <w:i/>
+          <w:color w:val="555555"/>
+          <w:sz w:val="18"/>
+        </w:rPr>
+        <w:t>Configuración → Usuarios → Generar contraseña temporal (usuarios ficticios; aquí aún no se ha generado ninguna)</w:t>
+      </w:r>
+    </w:p>
+    <w:tbl>
+      <w:tblPr>
+        <w:tblStyle w:val="TableGrid"/>
+        <w:tblW w:type="auto" w:w="0"/>
+        <w:tblLook w:firstColumn="1" w:firstRow="1" w:lastColumn="0" w:lastRow="0" w:noHBand="0" w:noVBand="1" w:val="04A0"/>
+      </w:tblPr>
+      <w:tblGrid>
+        <w:gridCol w:w="9746"/>
+      </w:tblGrid>
+      <w:tr>
+        <w:tc>
+          <w:tcPr>
+            <w:tcW w:type="dxa" w:w="9746"/>
+            <w:shd w:val="clear" w:color="auto" w:fill="FFF8E1"/>
+          </w:tcPr>
+          <w:p>
+            <w:r/>
+            <w:r>
+              <w:rPr>
+                <w:b/>
+              </w:rPr>
+              <w:t xml:space="preserve">Ojo: </w:t>
+            </w:r>
+            <w:r>
+              <w:t>Si pulsas otro botón o recargas la página, la contraseña temporal ya no se muestra. Si la perdiste antes de entregarla, genera otra.</w:t>
+            </w:r>
+          </w:p>
+        </w:tc>
+      </w:tr>
+    </w:tbl>
+    <w:p/>
+    <w:p>
+      <w:pPr>
+        <w:pStyle w:val="Heading2"/>
+      </w:pPr>
+      <w:r>
+        <w:t>4.3 Otras tareas</w:t>
       </w:r>
     </w:p>
     <w:p>
@@ -2716,7 +3289,7 @@
         <w:drawing>
           <wp:inline xmlns:a="http://schemas.openxmlformats.org/drawingml/2006/main" xmlns:pic="http://schemas.openxmlformats.org/drawingml/2006/picture">
             <wp:extent cx="5580000" cy="4650000"/>
-            <wp:docPr id="12" name="Picture 12"/>
+            <wp:docPr id="18" name="Picture 18"/>
             <wp:cNvGraphicFramePr>
               <a:graphicFrameLocks noChangeAspect="1"/>
             </wp:cNvGraphicFramePr>
@@ -2728,7 +3301,7 @@
                     <pic:cNvPicPr/>
                   </pic:nvPicPr>
                   <pic:blipFill>
-                    <a:blip r:embed="rId21"/>
+                    <a:blip r:embed="rId27"/>
                     <a:stretch>
                       <a:fillRect/>
                     </a:stretch>
@@ -2874,6 +3447,66 @@
                 <w:sz w:val="20"/>
               </w:rPr>
               <w:t>El menú depende del rol. Es normal.</w:t>
+            </w:r>
+          </w:p>
+        </w:tc>
+      </w:tr>
+      <w:tr>
+        <w:tc>
+          <w:tcPr>
+            <w:tcW w:type="dxa" w:w="3402"/>
+          </w:tcPr>
+          <w:p>
+            <w:r/>
+            <w:r>
+              <w:rPr>
+                <w:sz w:val="20"/>
+              </w:rPr>
+              <w:t>Olvidé mi contraseña.</w:t>
+            </w:r>
+          </w:p>
+        </w:tc>
+        <w:tc>
+          <w:tcPr>
+            <w:tcW w:type="dxa" w:w="5953"/>
+          </w:tcPr>
+          <w:p>
+            <w:r/>
+            <w:r>
+              <w:rPr>
+                <w:sz w:val="20"/>
+              </w:rPr>
+              <w:t>Pide al administrador una contraseña temporal nueva. Ingresas con ella y creas otra propia.</w:t>
+            </w:r>
+          </w:p>
+        </w:tc>
+      </w:tr>
+      <w:tr>
+        <w:tc>
+          <w:tcPr>
+            <w:tcW w:type="dxa" w:w="3402"/>
+          </w:tcPr>
+          <w:p>
+            <w:r/>
+            <w:r>
+              <w:rPr>
+                <w:sz w:val="20"/>
+              </w:rPr>
+              <w:t>Me pide «Crea tu contraseña nueva» y no me deja avanzar.</w:t>
+            </w:r>
+          </w:p>
+        </w:tc>
+        <w:tc>
+          <w:tcPr>
+            <w:tcW w:type="dxa" w:w="5953"/>
+          </w:tcPr>
+          <w:p>
+            <w:r/>
+            <w:r>
+              <w:rPr>
+                <w:sz w:val="20"/>
+              </w:rPr>
+              <w:t>Es lo esperado en el primer ingreso o tras recibir una temporal nueva: crea la contraseña (mínimo 10 caracteres, distinta de la temporal). Hasta entonces no se abre ninguna otra pantalla.</w:t>
             </w:r>
           </w:p>
         </w:tc>

--- a/docs/instructivo-pms-por-rol.docx
+++ b/docs/instructivo-pms-por-rol.docx
@@ -83,7 +83,7 @@
           <w:color w:val="555555"/>
           <w:sz w:val="20"/>
         </w:rPr>
-        <w:t>Versión 1.1 · 28 de octubre de 2026 · Preparado para ATm Consulting, Colombia</w:t>
+        <w:t>Versión 1.2 · 28 de octubre de 2026 · Preparado para ATm Consulting, Colombia</w:t>
       </w:r>
     </w:p>
     <w:tbl>
@@ -810,6 +810,78 @@
                 <w:sz w:val="20"/>
               </w:rPr>
               <w:t>Ver</w:t>
+            </w:r>
+          </w:p>
+        </w:tc>
+      </w:tr>
+      <w:tr>
+        <w:tc>
+          <w:tcPr>
+            <w:tcW w:type="dxa" w:w="2041"/>
+          </w:tcPr>
+          <w:p>
+            <w:r/>
+            <w:r>
+              <w:rPr>
+                <w:sz w:val="20"/>
+              </w:rPr>
+              <w:t>Plano de habitaciones</w:t>
+            </w:r>
+          </w:p>
+        </w:tc>
+        <w:tc>
+          <w:tcPr>
+            <w:tcW w:type="dxa" w:w="2041"/>
+          </w:tcPr>
+          <w:p>
+            <w:r/>
+            <w:r>
+              <w:rPr>
+                <w:sz w:val="20"/>
+              </w:rPr>
+              <w:t>Usa (puede continuar a Reservas)</w:t>
+            </w:r>
+          </w:p>
+        </w:tc>
+        <w:tc>
+          <w:tcPr>
+            <w:tcW w:type="dxa" w:w="1757"/>
+          </w:tcPr>
+          <w:p>
+            <w:r/>
+            <w:r>
+              <w:rPr>
+                <w:sz w:val="20"/>
+              </w:rPr>
+              <w:t>Usa</w:t>
+            </w:r>
+          </w:p>
+        </w:tc>
+        <w:tc>
+          <w:tcPr>
+            <w:tcW w:type="dxa" w:w="1701"/>
+          </w:tcPr>
+          <w:p>
+            <w:r/>
+            <w:r>
+              <w:rPr>
+                <w:sz w:val="20"/>
+              </w:rPr>
+              <w:t>—</w:t>
+            </w:r>
+          </w:p>
+        </w:tc>
+        <w:tc>
+          <w:tcPr>
+            <w:tcW w:type="dxa" w:w="1701"/>
+          </w:tcPr>
+          <w:p>
+            <w:r/>
+            <w:r>
+              <w:rPr>
+                <w:sz w:val="20"/>
+              </w:rPr>
+              <w:t>Ver (solo consulta)</w:t>
             </w:r>
           </w:p>
         </w:tc>
@@ -1668,7 +1740,7 @@
         <w:t xml:space="preserve">3. </w:t>
       </w:r>
       <w:r>
-        <w:t>Paso 2: elige tipo de habitación, fechas de entrada y salida, adultos y niños. «Estado inicial» puede ser consulta, opción o confirmada.</w:t>
+        <w:t>Paso 2: elige tipo de habitación, fechas de entrada y salida, adultos y niños. «Habitación (opcional)» te deja escoger una habitación concreta; si la dejas en «Asignar automáticamente», el sistema elige una libre. «Estado inicial» puede ser consulta, opción o confirmada.</w:t>
       </w:r>
     </w:p>
     <w:p>
@@ -1698,7 +1770,7 @@
         <w:t xml:space="preserve">5. </w:t>
       </w:r>
       <w:r>
-        <w:t>Pulsa «Guardar reserva». El sistema asigna una habitación libre. Si no hay, te avisa en rojo y no guarda nada.</w:t>
+        <w:t>Pulsa «Guardar reserva». El sistema usa la habitación elegida o asigna una libre. Si no hay, te avisa en rojo y no guarda nada.</w:t>
       </w:r>
     </w:p>
     <w:p>
@@ -2228,6 +2300,599 @@
       </w:r>
     </w:p>
     <w:p>
+      <w:pPr>
+        <w:pStyle w:val="Heading2"/>
+      </w:pPr>
+      <w:r>
+        <w:t>1.8 Plano de habitaciones: elegir la habitación mirando el plano</w:t>
+      </w:r>
+    </w:p>
+    <w:p>
+      <w:pPr>
+        <w:spacing w:after="120"/>
+      </w:pPr>
+      <w:r>
+        <w:rPr>
+          <w:b w:val="0"/>
+          <w:i w:val="0"/>
+        </w:rPr>
+        <w:t>Es una forma visual de reservar: ves cada planta del hotel dibujada con sus habitaciones, el color de cada una según su estado en las fechas que tú escojas, y desde el plano pasas a «Reservas» con todo ya escrito. Usa exactamente las mismas reglas que «Reservas»: una habitación solo se muestra como disponible si realmente se puede vender esas noches.</w:t>
+      </w:r>
+    </w:p>
+    <w:p>
+      <w:pPr>
+        <w:jc w:val="center"/>
+      </w:pPr>
+      <w:r>
+        <w:drawing>
+          <wp:inline xmlns:a="http://schemas.openxmlformats.org/drawingml/2006/main" xmlns:pic="http://schemas.openxmlformats.org/drawingml/2006/picture">
+            <wp:extent cx="5040000" cy="1653815"/>
+            <wp:docPr id="12" name="Picture 12"/>
+            <wp:cNvGraphicFramePr>
+              <a:graphicFrameLocks noChangeAspect="1"/>
+            </wp:cNvGraphicFramePr>
+            <a:graphic>
+              <a:graphicData uri="http://schemas.openxmlformats.org/drawingml/2006/picture">
+                <pic:pic>
+                  <pic:nvPicPr>
+                    <pic:cNvPr id="0" name="flujo_plano.png"/>
+                    <pic:cNvPicPr/>
+                  </pic:nvPicPr>
+                  <pic:blipFill>
+                    <a:blip r:embed="rId21"/>
+                    <a:stretch>
+                      <a:fillRect/>
+                    </a:stretch>
+                  </pic:blipFill>
+                  <pic:spPr>
+                    <a:xfrm>
+                      <a:off x="0" y="0"/>
+                      <a:ext cx="5040000" cy="1653815"/>
+                    </a:xfrm>
+                    <a:prstGeom prst="rect"/>
+                  </pic:spPr>
+                </pic:pic>
+              </a:graphicData>
+            </a:graphic>
+          </wp:inline>
+        </w:drawing>
+      </w:r>
+    </w:p>
+    <w:p>
+      <w:pPr>
+        <w:spacing w:after="60"/>
+        <w:ind w:left="510" w:hanging="340"/>
+      </w:pPr>
+      <w:r>
+        <w:rPr>
+          <w:b/>
+        </w:rPr>
+        <w:t xml:space="preserve">1. </w:t>
+      </w:r>
+      <w:r>
+        <w:t>Entra a «Plano de habitaciones» en el menú de la izquierda.</w:t>
+      </w:r>
+    </w:p>
+    <w:p>
+      <w:pPr>
+        <w:spacing w:after="60"/>
+        <w:ind w:left="510" w:hanging="340"/>
+      </w:pPr>
+      <w:r>
+        <w:rPr>
+          <w:b/>
+        </w:rPr>
+        <w:t xml:space="preserve">2. </w:t>
+      </w:r>
+      <w:r>
+        <w:t>Arriba elige el hotel (si tienes varios), la fecha de entrada y de salida, y cuántos adultos y niños. Los números de arriba (disponibles, ocupadas, en opción…) se actualizan solos.</w:t>
+      </w:r>
+    </w:p>
+    <w:p>
+      <w:pPr>
+        <w:spacing w:after="60"/>
+        <w:ind w:left="510" w:hanging="340"/>
+      </w:pPr>
+      <w:r>
+        <w:rPr>
+          <w:b/>
+        </w:rPr>
+        <w:t xml:space="preserve">3. </w:t>
+      </w:r>
+      <w:r>
+        <w:t>Elige la planta (1, 2 o 3). Las habitaciones con vista al mar aparecen junto a la franja azul «MAR»; las demás, bajo la franja «PASILLO».</w:t>
+      </w:r>
+    </w:p>
+    <w:p>
+      <w:pPr>
+        <w:spacing w:after="60"/>
+        <w:ind w:left="510" w:hanging="340"/>
+      </w:pPr>
+      <w:r>
+        <w:rPr>
+          <w:b/>
+        </w:rPr>
+        <w:t xml:space="preserve">4. </w:t>
+      </w:r>
+      <w:r>
+        <w:t>Filtros opcionales: «Tipo de habitación», «Solo vista al mar» y «Ocultar no disponibles» (deja en pantalla solo lo que se puede vender).</w:t>
+      </w:r>
+    </w:p>
+    <w:p>
+      <w:pPr>
+        <w:spacing w:after="60"/>
+        <w:ind w:left="510" w:hanging="340"/>
+      </w:pPr>
+      <w:r>
+        <w:rPr>
+          <w:b/>
+        </w:rPr>
+        <w:t xml:space="preserve">5. </w:t>
+      </w:r>
+      <w:r>
+        <w:t>Pulsa «Elegir» en una habitación verde (disponible). Se pinta de azul y a la derecha aparece el detalle: planta, metros, capacidad, vista, camas y el desglose del precio (cada noche, impuestos del hotel y total).</w:t>
+      </w:r>
+    </w:p>
+    <w:p>
+      <w:pPr>
+        <w:spacing w:after="60"/>
+        <w:ind w:left="510" w:hanging="340"/>
+      </w:pPr>
+      <w:r>
+        <w:rPr>
+          <w:b/>
+        </w:rPr>
+        <w:t xml:space="preserve">6. </w:t>
+      </w:r>
+      <w:r>
+        <w:t>Pulsa «Continuar con la reserva →». Se abre «Reservas» → «Nueva reserva» con el tipo, la habitación, las fechas y los huéspedes ya puestos. Solo te falta elegir al huésped, revisar el precio y pulsar «Guardar reserva».</w:t>
+      </w:r>
+    </w:p>
+    <w:p>
+      <w:pPr>
+        <w:jc w:val="center"/>
+      </w:pPr>
+      <w:r>
+        <w:drawing>
+          <wp:inline xmlns:a="http://schemas.openxmlformats.org/drawingml/2006/main" xmlns:pic="http://schemas.openxmlformats.org/drawingml/2006/picture">
+            <wp:extent cx="5580000" cy="3875000"/>
+            <wp:docPr id="13" name="Picture 13"/>
+            <wp:cNvGraphicFramePr>
+              <a:graphicFrameLocks noChangeAspect="1"/>
+            </wp:cNvGraphicFramePr>
+            <a:graphic>
+              <a:graphicData uri="http://schemas.openxmlformats.org/drawingml/2006/picture">
+                <pic:pic>
+                  <pic:nvPicPr>
+                    <pic:cNvPr id="0" name="plano.png"/>
+                    <pic:cNvPicPr/>
+                  </pic:nvPicPr>
+                  <pic:blipFill>
+                    <a:blip r:embed="rId22"/>
+                    <a:stretch>
+                      <a:fillRect/>
+                    </a:stretch>
+                  </pic:blipFill>
+                  <pic:spPr>
+                    <a:xfrm>
+                      <a:off x="0" y="0"/>
+                      <a:ext cx="5580000" cy="3875000"/>
+                    </a:xfrm>
+                    <a:prstGeom prst="rect"/>
+                  </pic:spPr>
+                </pic:pic>
+              </a:graphicData>
+            </a:graphic>
+          </wp:inline>
+        </w:drawing>
+      </w:r>
+    </w:p>
+    <w:p>
+      <w:pPr>
+        <w:jc w:val="center"/>
+      </w:pPr>
+      <w:r>
+        <w:rPr>
+          <w:i/>
+          <w:color w:val="555555"/>
+          <w:sz w:val="18"/>
+        </w:rPr>
+        <w:t>Plano de la planta 1 con todos los estados (datos ficticios)</w:t>
+      </w:r>
+    </w:p>
+    <w:p>
+      <w:pPr>
+        <w:jc w:val="center"/>
+      </w:pPr>
+      <w:r>
+        <w:drawing>
+          <wp:inline xmlns:a="http://schemas.openxmlformats.org/drawingml/2006/main" xmlns:pic="http://schemas.openxmlformats.org/drawingml/2006/picture">
+            <wp:extent cx="5580000" cy="3875000"/>
+            <wp:docPr id="14" name="Picture 14"/>
+            <wp:cNvGraphicFramePr>
+              <a:graphicFrameLocks noChangeAspect="1"/>
+            </wp:cNvGraphicFramePr>
+            <a:graphic>
+              <a:graphicData uri="http://schemas.openxmlformats.org/drawingml/2006/picture">
+                <pic:pic>
+                  <pic:nvPicPr>
+                    <pic:cNvPr id="0" name="plano_detalle.png"/>
+                    <pic:cNvPicPr/>
+                  </pic:nvPicPr>
+                  <pic:blipFill>
+                    <a:blip r:embed="rId23"/>
+                    <a:stretch>
+                      <a:fillRect/>
+                    </a:stretch>
+                  </pic:blipFill>
+                  <pic:spPr>
+                    <a:xfrm>
+                      <a:off x="0" y="0"/>
+                      <a:ext cx="5580000" cy="3875000"/>
+                    </a:xfrm>
+                    <a:prstGeom prst="rect"/>
+                  </pic:spPr>
+                </pic:pic>
+              </a:graphicData>
+            </a:graphic>
+          </wp:inline>
+        </w:drawing>
+      </w:r>
+    </w:p>
+    <w:p>
+      <w:pPr>
+        <w:jc w:val="center"/>
+      </w:pPr>
+      <w:r>
+        <w:rPr>
+          <w:i/>
+          <w:color w:val="555555"/>
+          <w:sz w:val="18"/>
+        </w:rPr>
+        <w:t>Habitación elegida: detalle y desglose del precio</w:t>
+      </w:r>
+    </w:p>
+    <w:p>
+      <w:pPr>
+        <w:jc w:val="center"/>
+      </w:pPr>
+      <w:r>
+        <w:drawing>
+          <wp:inline xmlns:a="http://schemas.openxmlformats.org/drawingml/2006/main" xmlns:pic="http://schemas.openxmlformats.org/drawingml/2006/picture">
+            <wp:extent cx="5580000" cy="3875000"/>
+            <wp:docPr id="15" name="Picture 15"/>
+            <wp:cNvGraphicFramePr>
+              <a:graphicFrameLocks noChangeAspect="1"/>
+            </wp:cNvGraphicFramePr>
+            <a:graphic>
+              <a:graphicData uri="http://schemas.openxmlformats.org/drawingml/2006/picture">
+                <pic:pic>
+                  <pic:nvPicPr>
+                    <pic:cNvPr id="0" name="plano_reserva.png"/>
+                    <pic:cNvPicPr/>
+                  </pic:nvPicPr>
+                  <pic:blipFill>
+                    <a:blip r:embed="rId24"/>
+                    <a:stretch>
+                      <a:fillRect/>
+                    </a:stretch>
+                  </pic:blipFill>
+                  <pic:spPr>
+                    <a:xfrm>
+                      <a:off x="0" y="0"/>
+                      <a:ext cx="5580000" cy="3875000"/>
+                    </a:xfrm>
+                    <a:prstGeom prst="rect"/>
+                  </pic:spPr>
+                </pic:pic>
+              </a:graphicData>
+            </a:graphic>
+          </wp:inline>
+        </w:drawing>
+      </w:r>
+    </w:p>
+    <w:p>
+      <w:pPr>
+        <w:jc w:val="center"/>
+      </w:pPr>
+      <w:r>
+        <w:rPr>
+          <w:i/>
+          <w:color w:val="555555"/>
+          <w:sz w:val="18"/>
+        </w:rPr>
+        <w:t>«Reservas» con los datos traídos del plano</w:t>
+      </w:r>
+    </w:p>
+    <w:tbl>
+      <w:tblPr>
+        <w:tblStyle w:val="TableGrid"/>
+        <w:tblW w:type="auto" w:w="0"/>
+        <w:jc w:val="center"/>
+        <w:tblLook w:firstColumn="1" w:firstRow="1" w:lastColumn="0" w:lastRow="0" w:noHBand="0" w:noVBand="1" w:val="04A0"/>
+      </w:tblPr>
+      <w:tblGrid>
+        <w:gridCol w:w="4873"/>
+        <w:gridCol w:w="4873"/>
+      </w:tblGrid>
+      <w:tr>
+        <w:tc>
+          <w:tcPr>
+            <w:tcW w:type="dxa" w:w="2835"/>
+            <w:shd w:val="clear" w:color="auto" w:fill="E8F0FE"/>
+          </w:tcPr>
+          <w:p>
+            <w:r/>
+            <w:r>
+              <w:rPr>
+                <w:b/>
+                <w:sz w:val="20"/>
+              </w:rPr>
+              <w:t>Color</w:t>
+            </w:r>
+          </w:p>
+        </w:tc>
+        <w:tc>
+          <w:tcPr>
+            <w:tcW w:type="dxa" w:w="6520"/>
+            <w:shd w:val="clear" w:color="auto" w:fill="E8F0FE"/>
+          </w:tcPr>
+          <w:p>
+            <w:r/>
+            <w:r>
+              <w:rPr>
+                <w:b/>
+                <w:sz w:val="20"/>
+              </w:rPr>
+              <w:t>Qué significa</w:t>
+            </w:r>
+          </w:p>
+        </w:tc>
+      </w:tr>
+      <w:tr>
+        <w:tc>
+          <w:tcPr>
+            <w:tcW w:type="dxa" w:w="2835"/>
+          </w:tcPr>
+          <w:p>
+            <w:r/>
+            <w:r>
+              <w:rPr>
+                <w:sz w:val="20"/>
+              </w:rPr>
+              <w:t>Verde · Disponible</w:t>
+            </w:r>
+          </w:p>
+        </w:tc>
+        <w:tc>
+          <w:tcPr>
+            <w:tcW w:type="dxa" w:w="6520"/>
+          </w:tcPr>
+          <w:p>
+            <w:r/>
+            <w:r>
+              <w:rPr>
+                <w:sz w:val="20"/>
+              </w:rPr>
+              <w:t>Se puede vender todas las noches pedidas y cabe el número de personas.</w:t>
+            </w:r>
+          </w:p>
+        </w:tc>
+      </w:tr>
+      <w:tr>
+        <w:tc>
+          <w:tcPr>
+            <w:tcW w:type="dxa" w:w="2835"/>
+          </w:tcPr>
+          <w:p>
+            <w:r/>
+            <w:r>
+              <w:rPr>
+                <w:sz w:val="20"/>
+              </w:rPr>
+              <w:t>Rojo · Ocupada</w:t>
+            </w:r>
+          </w:p>
+        </w:tc>
+        <w:tc>
+          <w:tcPr>
+            <w:tcW w:type="dxa" w:w="6520"/>
+          </w:tcPr>
+          <w:p>
+            <w:r/>
+            <w:r>
+              <w:rPr>
+                <w:sz w:val="20"/>
+              </w:rPr>
+              <w:t>Ya tiene una reserva (confirmada, alojada…) en alguna de esas noches.</w:t>
+            </w:r>
+          </w:p>
+        </w:tc>
+      </w:tr>
+      <w:tr>
+        <w:tc>
+          <w:tcPr>
+            <w:tcW w:type="dxa" w:w="2835"/>
+          </w:tcPr>
+          <w:p>
+            <w:r/>
+            <w:r>
+              <w:rPr>
+                <w:sz w:val="20"/>
+              </w:rPr>
+              <w:t>Amarillo · En opción</w:t>
+            </w:r>
+          </w:p>
+        </w:tc>
+        <w:tc>
+          <w:tcPr>
+            <w:tcW w:type="dxa" w:w="6520"/>
+          </w:tcPr>
+          <w:p>
+            <w:r/>
+            <w:r>
+              <w:rPr>
+                <w:sz w:val="20"/>
+              </w:rPr>
+              <w:t>Tiene una reserva solo en opción o consulta: todavía no es firme, pero ya ocupa la noche.</w:t>
+            </w:r>
+          </w:p>
+        </w:tc>
+      </w:tr>
+      <w:tr>
+        <w:tc>
+          <w:tcPr>
+            <w:tcW w:type="dxa" w:w="2835"/>
+          </w:tcPr>
+          <w:p>
+            <w:r/>
+            <w:r>
+              <w:rPr>
+                <w:sz w:val="20"/>
+              </w:rPr>
+              <w:t>Rayado rojo · Bloqueada</w:t>
+            </w:r>
+          </w:p>
+        </w:tc>
+        <w:tc>
+          <w:tcPr>
+            <w:tcW w:type="dxa" w:w="6520"/>
+          </w:tcPr>
+          <w:p>
+            <w:r/>
+            <w:r>
+              <w:rPr>
+                <w:sz w:val="20"/>
+              </w:rPr>
+              <w:t>Un bloqueo por mantenimiento (pantalla «Bloqueos») la retiene esas fechas.</w:t>
+            </w:r>
+          </w:p>
+        </w:tc>
+      </w:tr>
+      <w:tr>
+        <w:tc>
+          <w:tcPr>
+            <w:tcW w:type="dxa" w:w="2835"/>
+          </w:tcPr>
+          <w:p>
+            <w:r/>
+            <w:r>
+              <w:rPr>
+                <w:sz w:val="20"/>
+              </w:rPr>
+              <w:t>Rayado gris · Fuera de servicio</w:t>
+            </w:r>
+          </w:p>
+        </w:tc>
+        <w:tc>
+          <w:tcPr>
+            <w:tcW w:type="dxa" w:w="6520"/>
+          </w:tcPr>
+          <w:p>
+            <w:r/>
+            <w:r>
+              <w:rPr>
+                <w:sz w:val="20"/>
+              </w:rPr>
+              <w:t>Housekeeping la marcó fuera de servicio (por ejemplo, una avería). No se puede elegir.</w:t>
+            </w:r>
+          </w:p>
+        </w:tc>
+      </w:tr>
+      <w:tr>
+        <w:tc>
+          <w:tcPr>
+            <w:tcW w:type="dxa" w:w="2835"/>
+          </w:tcPr>
+          <w:p>
+            <w:r/>
+            <w:r>
+              <w:rPr>
+                <w:sz w:val="20"/>
+              </w:rPr>
+              <w:t>Azul · Seleccionada</w:t>
+            </w:r>
+          </w:p>
+        </w:tc>
+        <w:tc>
+          <w:tcPr>
+            <w:tcW w:type="dxa" w:w="6520"/>
+          </w:tcPr>
+          <w:p>
+            <w:r/>
+            <w:r>
+              <w:rPr>
+                <w:sz w:val="20"/>
+              </w:rPr>
+              <w:t>La habitación que escogiste para continuar con la reserva.</w:t>
+            </w:r>
+          </w:p>
+        </w:tc>
+      </w:tr>
+      <w:tr>
+        <w:tc>
+          <w:tcPr>
+            <w:tcW w:type="dxa" w:w="2835"/>
+          </w:tcPr>
+          <w:p>
+            <w:r/>
+            <w:r>
+              <w:rPr>
+                <w:sz w:val="20"/>
+              </w:rPr>
+              <w:t>Gris claro · Capacidad insuficiente</w:t>
+            </w:r>
+          </w:p>
+        </w:tc>
+        <w:tc>
+          <w:tcPr>
+            <w:tcW w:type="dxa" w:w="6520"/>
+          </w:tcPr>
+          <w:p>
+            <w:r/>
+            <w:r>
+              <w:rPr>
+                <w:sz w:val="20"/>
+              </w:rPr>
+              <w:t>Está libre, pero no cabe el número de adultos y niños que pusiste. Cambia las personas o elige otra.</w:t>
+            </w:r>
+          </w:p>
+        </w:tc>
+      </w:tr>
+    </w:tbl>
+    <w:p/>
+    <w:tbl>
+      <w:tblPr>
+        <w:tblStyle w:val="TableGrid"/>
+        <w:tblW w:type="auto" w:w="0"/>
+        <w:tblLook w:firstColumn="1" w:firstRow="1" w:lastColumn="0" w:lastRow="0" w:noHBand="0" w:noVBand="1" w:val="04A0"/>
+      </w:tblPr>
+      <w:tblGrid>
+        <w:gridCol w:w="9746"/>
+      </w:tblGrid>
+      <w:tr>
+        <w:tc>
+          <w:tcPr>
+            <w:tcW w:type="dxa" w:w="9746"/>
+            <w:shd w:val="clear" w:color="auto" w:fill="FFF8E1"/>
+          </w:tcPr>
+          <w:p>
+            <w:r/>
+            <w:r>
+              <w:rPr>
+                <w:b/>
+              </w:rPr>
+              <w:t xml:space="preserve">Ojo: </w:t>
+            </w:r>
+            <w:r>
+              <w:t>El plano se actualiza cada vez que cambias un dato. Si mientras tanto otra persona reserva esa habitación, al pulsar «Continuar con la reserva» el sistema te avisa y no pasa nada raro. Y si «Reservas» no puede guardar por cualquier motivo, no se pierde la sesión ni lo que escribiste.</w:t>
+            </w:r>
+          </w:p>
+        </w:tc>
+      </w:tr>
+    </w:tbl>
+    <w:p/>
+    <w:p>
       <w:r>
         <w:br w:type="page"/>
       </w:r>
@@ -2249,7 +2914,7 @@
           <w:b w:val="0"/>
           <w:i w:val="0"/>
         </w:rPr>
-        <w:t>Gerencia hace todo lo de recepción y además aprueba, cambia tarifas y ve los reportes.</w:t>
+        <w:t>Gerencia hace todo lo de recepción (incluido el Plano de habitaciones, sección 1.8) y además aprueba, cambia tarifas y ve los reportes.</w:t>
       </w:r>
     </w:p>
     <w:p>
@@ -2419,7 +3084,7 @@
         <w:drawing>
           <wp:inline xmlns:a="http://schemas.openxmlformats.org/drawingml/2006/main" xmlns:pic="http://schemas.openxmlformats.org/drawingml/2006/picture">
             <wp:extent cx="5580000" cy="4650000"/>
-            <wp:docPr id="12" name="Picture 12"/>
+            <wp:docPr id="16" name="Picture 16"/>
             <wp:cNvGraphicFramePr>
               <a:graphicFrameLocks noChangeAspect="1"/>
             </wp:cNvGraphicFramePr>
@@ -2431,7 +3096,7 @@
                     <pic:cNvPicPr/>
                   </pic:nvPicPr>
                   <pic:blipFill>
-                    <a:blip r:embed="rId21"/>
+                    <a:blip r:embed="rId25"/>
                     <a:stretch>
                       <a:fillRect/>
                     </a:stretch>
@@ -2516,7 +3181,7 @@
         <w:drawing>
           <wp:inline xmlns:a="http://schemas.openxmlformats.org/drawingml/2006/main" xmlns:pic="http://schemas.openxmlformats.org/drawingml/2006/picture">
             <wp:extent cx="4680000" cy="751709"/>
-            <wp:docPr id="13" name="Picture 13"/>
+            <wp:docPr id="17" name="Picture 17"/>
             <wp:cNvGraphicFramePr>
               <a:graphicFrameLocks noChangeAspect="1"/>
             </wp:cNvGraphicFramePr>
@@ -2528,7 +3193,7 @@
                     <pic:cNvPicPr/>
                   </pic:nvPicPr>
                   <pic:blipFill>
-                    <a:blip r:embed="rId22"/>
+                    <a:blip r:embed="rId26"/>
                     <a:stretch>
                       <a:fillRect/>
                     </a:stretch>
@@ -2630,7 +3295,7 @@
         <w:drawing>
           <wp:inline xmlns:a="http://schemas.openxmlformats.org/drawingml/2006/main" xmlns:pic="http://schemas.openxmlformats.org/drawingml/2006/picture">
             <wp:extent cx="5580000" cy="4650000"/>
-            <wp:docPr id="14" name="Picture 14"/>
+            <wp:docPr id="18" name="Picture 18"/>
             <wp:cNvGraphicFramePr>
               <a:graphicFrameLocks noChangeAspect="1"/>
             </wp:cNvGraphicFramePr>
@@ -2642,7 +3307,7 @@
                     <pic:cNvPicPr/>
                   </pic:nvPicPr>
                   <pic:blipFill>
-                    <a:blip r:embed="rId23"/>
+                    <a:blip r:embed="rId27"/>
                     <a:stretch>
                       <a:fillRect/>
                     </a:stretch>
@@ -2738,7 +3403,7 @@
         <w:drawing>
           <wp:inline xmlns:a="http://schemas.openxmlformats.org/drawingml/2006/main" xmlns:pic="http://schemas.openxmlformats.org/drawingml/2006/picture">
             <wp:extent cx="5400000" cy="837491"/>
-            <wp:docPr id="15" name="Picture 15"/>
+            <wp:docPr id="19" name="Picture 19"/>
             <wp:cNvGraphicFramePr>
               <a:graphicFrameLocks noChangeAspect="1"/>
             </wp:cNvGraphicFramePr>
@@ -2750,7 +3415,7 @@
                     <pic:cNvPicPr/>
                   </pic:nvPicPr>
                   <pic:blipFill>
-                    <a:blip r:embed="rId24"/>
+                    <a:blip r:embed="rId28"/>
                     <a:stretch>
                       <a:fillRect/>
                     </a:stretch>
@@ -2937,7 +3602,7 @@
               <w:rPr>
                 <w:sz w:val="20"/>
               </w:rPr>
-              <w:t>Cada habitación con su planta, tipo, vista y camas. El piloto trae una distribución de prueba provisional de 18 habitaciones (3 plantas × 6).</w:t>
+              <w:t>Cada habitación con su planta, tipo, vista, camas y la casilla «Vista al mar» (alimenta el filtro del Plano de habitaciones). El piloto trae una distribución de prueba provisional de 18 habitaciones (3 plantas × 6).</w:t>
             </w:r>
           </w:p>
         </w:tc>
@@ -3002,7 +3667,7 @@
         <w:drawing>
           <wp:inline xmlns:a="http://schemas.openxmlformats.org/drawingml/2006/main" xmlns:pic="http://schemas.openxmlformats.org/drawingml/2006/picture">
             <wp:extent cx="5400000" cy="884828"/>
-            <wp:docPr id="16" name="Picture 16"/>
+            <wp:docPr id="20" name="Picture 20"/>
             <wp:cNvGraphicFramePr>
               <a:graphicFrameLocks noChangeAspect="1"/>
             </wp:cNvGraphicFramePr>
@@ -3014,7 +3679,7 @@
                     <pic:cNvPicPr/>
                   </pic:nvPicPr>
                   <pic:blipFill>
-                    <a:blip r:embed="rId25"/>
+                    <a:blip r:embed="rId29"/>
                     <a:stretch>
                       <a:fillRect/>
                     </a:stretch>
@@ -3131,7 +3796,7 @@
         <w:drawing>
           <wp:inline xmlns:a="http://schemas.openxmlformats.org/drawingml/2006/main" xmlns:pic="http://schemas.openxmlformats.org/drawingml/2006/picture">
             <wp:extent cx="5580000" cy="5037500"/>
-            <wp:docPr id="17" name="Picture 17"/>
+            <wp:docPr id="21" name="Picture 21"/>
             <wp:cNvGraphicFramePr>
               <a:graphicFrameLocks noChangeAspect="1"/>
             </wp:cNvGraphicFramePr>
@@ -3143,7 +3808,7 @@
                     <pic:cNvPicPr/>
                   </pic:nvPicPr>
                   <pic:blipFill>
-                    <a:blip r:embed="rId26"/>
+                    <a:blip r:embed="rId30"/>
                     <a:stretch>
                       <a:fillRect/>
                     </a:stretch>
@@ -3247,7 +3912,7 @@
         <w:spacing w:after="60"/>
       </w:pPr>
       <w:r>
-        <w:t>Dashboard, calendario, reservas, huéspedes y facturación: solo consulta.</w:t>
+        <w:t>Dashboard, calendario, plano de habitaciones, reservas, huéspedes y facturación: solo consulta (en el plano puedes ver el detalle y el precio, pero no aparece «Continuar con la reserva»).</w:t>
       </w:r>
     </w:p>
     <w:tbl>
@@ -3289,7 +3954,7 @@
         <w:drawing>
           <wp:inline xmlns:a="http://schemas.openxmlformats.org/drawingml/2006/main" xmlns:pic="http://schemas.openxmlformats.org/drawingml/2006/picture">
             <wp:extent cx="5580000" cy="4650000"/>
-            <wp:docPr id="18" name="Picture 18"/>
+            <wp:docPr id="22" name="Picture 22"/>
             <wp:cNvGraphicFramePr>
               <a:graphicFrameLocks noChangeAspect="1"/>
             </wp:cNvGraphicFramePr>
@@ -3301,7 +3966,7 @@
                     <pic:cNvPicPr/>
                   </pic:nvPicPr>
                   <pic:blipFill>
-                    <a:blip r:embed="rId27"/>
+                    <a:blip r:embed="rId31"/>
                     <a:stretch>
                       <a:fillRect/>
                     </a:stretch>
@@ -3537,6 +4202,66 @@
                 <w:sz w:val="20"/>
               </w:rPr>
               <w:t>Fueron 5 intentos fallidos. Espera 15 minutos o pídele al administrador que revise tu usuario.</w:t>
+            </w:r>
+          </w:p>
+        </w:tc>
+      </w:tr>
+      <w:tr>
+        <w:tc>
+          <w:tcPr>
+            <w:tcW w:type="dxa" w:w="3402"/>
+          </w:tcPr>
+          <w:p>
+            <w:r/>
+            <w:r>
+              <w:rPr>
+                <w:sz w:val="20"/>
+              </w:rPr>
+              <w:t>En el plano no puedo elegir una habitación.</w:t>
+            </w:r>
+          </w:p>
+        </w:tc>
+        <w:tc>
+          <w:tcPr>
+            <w:tcW w:type="dxa" w:w="5953"/>
+          </w:tcPr>
+          <w:p>
+            <w:r/>
+            <w:r>
+              <w:rPr>
+                <w:sz w:val="20"/>
+              </w:rPr>
+              <w:t>Solo se pueden elegir las verdes (disponibles). Revisa la leyenda: puede estar ocupada, en opción, bloqueada, fuera de servicio o no caber las personas que indicaste.</w:t>
+            </w:r>
+          </w:p>
+        </w:tc>
+      </w:tr>
+      <w:tr>
+        <w:tc>
+          <w:tcPr>
+            <w:tcW w:type="dxa" w:w="3402"/>
+          </w:tcPr>
+          <w:p>
+            <w:r/>
+            <w:r>
+              <w:rPr>
+                <w:sz w:val="20"/>
+              </w:rPr>
+              <w:t>Elegí una habitación y desapareció la selección.</w:t>
+            </w:r>
+          </w:p>
+        </w:tc>
+        <w:tc>
+          <w:tcPr>
+            <w:tcW w:type="dxa" w:w="5953"/>
+          </w:tcPr>
+          <w:p>
+            <w:r/>
+            <w:r>
+              <w:rPr>
+                <w:sz w:val="20"/>
+              </w:rPr>
+              <w:t>Cambiaron las fechas, las personas o el estado de esa habitación (por ejemplo, otra persona la reservó). Elige de nuevo.</w:t>
             </w:r>
           </w:p>
         </w:tc>

--- a/docs/instructivo-pms-por-rol.docx
+++ b/docs/instructivo-pms-por-rol.docx
@@ -83,7 +83,7 @@
           <w:color w:val="555555"/>
           <w:sz w:val="20"/>
         </w:rPr>
-        <w:t>Versión 1.2 · 28 de octubre de 2026 · Preparado para ATm Consulting, Colombia</w:t>
+        <w:t>Versión 1.3 · 28 de octubre de 2026 · Preparado para ATm Consulting, Colombia</w:t>
       </w:r>
     </w:p>
     <w:tbl>
@@ -4008,6 +4008,887 @@
         <w:pStyle w:val="Heading1"/>
       </w:pPr>
       <w:r>
+        <w:t>5. Reserva web (mini web para clientes)</w:t>
+      </w:r>
+    </w:p>
+    <w:p>
+      <w:pPr>
+        <w:spacing w:after="120"/>
+      </w:pPr>
+      <w:r>
+        <w:rPr>
+          <w:b w:val="0"/>
+          <w:i w:val="0"/>
+        </w:rPr>
+        <w:t>Es una página PÚBLICA y separada del PMS donde el cliente elige habitación, la bloquea unos minutos, deja sus datos, paga y recibe un número de reserva. La reserva aparece sola en el PMS con canal «web». En este prototipo el pago y el correo son SIMULADOS: no se cobra ni se envía nada.</w:t>
+      </w:r>
+    </w:p>
+    <w:tbl>
+      <w:tblPr>
+        <w:tblStyle w:val="TableGrid"/>
+        <w:tblW w:type="auto" w:w="0"/>
+        <w:tblLook w:firstColumn="1" w:firstRow="1" w:lastColumn="0" w:lastRow="0" w:noHBand="0" w:noVBand="1" w:val="04A0"/>
+      </w:tblPr>
+      <w:tblGrid>
+        <w:gridCol w:w="9746"/>
+      </w:tblGrid>
+      <w:tr>
+        <w:tc>
+          <w:tcPr>
+            <w:tcW w:type="dxa" w:w="9746"/>
+            <w:shd w:val="clear" w:color="auto" w:fill="FFF8E1"/>
+          </w:tcPr>
+          <w:p>
+            <w:r/>
+            <w:r>
+              <w:rPr>
+                <w:b/>
+              </w:rPr>
+              <w:t xml:space="preserve">Importante: </w:t>
+            </w:r>
+            <w:r>
+              <w:t>La dirección de la mini web es https://pms-reservas-atm.streamlit.app/ . La pantalla siempre dice «Prototipo con datos ficticios» y «MODO PRUEBAS: no se cobra dinero». Usa solo datos inventados (por ejemplo, correo nombre@prueba-web.invalid).</w:t>
+            </w:r>
+          </w:p>
+        </w:tc>
+      </w:tr>
+    </w:tbl>
+    <w:p/>
+    <w:p>
+      <w:pPr>
+        <w:jc w:val="center"/>
+      </w:pPr>
+      <w:r>
+        <w:drawing>
+          <wp:inline xmlns:a="http://schemas.openxmlformats.org/drawingml/2006/main" xmlns:pic="http://schemas.openxmlformats.org/drawingml/2006/picture">
+            <wp:extent cx="5400000" cy="1771944"/>
+            <wp:docPr id="23" name="Picture 23"/>
+            <wp:cNvGraphicFramePr>
+              <a:graphicFrameLocks noChangeAspect="1"/>
+            </wp:cNvGraphicFramePr>
+            <a:graphic>
+              <a:graphicData uri="http://schemas.openxmlformats.org/drawingml/2006/picture">
+                <pic:pic>
+                  <pic:nvPicPr>
+                    <pic:cNvPr id="0" name="flujo_reserva_web.png"/>
+                    <pic:cNvPicPr/>
+                  </pic:nvPicPr>
+                  <pic:blipFill>
+                    <a:blip r:embed="rId32"/>
+                    <a:stretch>
+                      <a:fillRect/>
+                    </a:stretch>
+                  </pic:blipFill>
+                  <pic:spPr>
+                    <a:xfrm>
+                      <a:off x="0" y="0"/>
+                      <a:ext cx="5400000" cy="1771944"/>
+                    </a:xfrm>
+                    <a:prstGeom prst="rect"/>
+                  </pic:spPr>
+                </pic:pic>
+              </a:graphicData>
+            </a:graphic>
+          </wp:inline>
+        </w:drawing>
+      </w:r>
+    </w:p>
+    <w:p>
+      <w:pPr>
+        <w:pStyle w:val="Heading2"/>
+      </w:pPr>
+      <w:r>
+        <w:t>5.1 Lo que hace el cliente</w:t>
+      </w:r>
+    </w:p>
+    <w:p>
+      <w:pPr>
+        <w:spacing w:after="60"/>
+        <w:ind w:left="510" w:hanging="340"/>
+      </w:pPr>
+      <w:r>
+        <w:rPr>
+          <w:b/>
+        </w:rPr>
+        <w:t xml:space="preserve">1. </w:t>
+      </w:r>
+      <w:r>
+        <w:t>Elige hotel, fechas, adultos y niños y pulsa «Ver habitaciones disponibles». Ve los tipos de habitación con su precio total e impuestos, y el plano por plantas (solo número, tipo, vista y si está libre).</w:t>
+      </w:r>
+    </w:p>
+    <w:p>
+      <w:pPr>
+        <w:spacing w:after="60"/>
+        <w:ind w:left="510" w:hanging="340"/>
+      </w:pPr>
+      <w:r>
+        <w:rPr>
+          <w:b/>
+        </w:rPr>
+        <w:t xml:space="preserve">2. </w:t>
+      </w:r>
+      <w:r>
+        <w:t>Pulsa «Reservar este tipo» (el sistema asigna una habitación libre) o «Elegir» en una habitación del plano.</w:t>
+      </w:r>
+    </w:p>
+    <w:p>
+      <w:pPr>
+        <w:spacing w:after="60"/>
+        <w:ind w:left="510" w:hanging="340"/>
+      </w:pPr>
+      <w:r>
+        <w:rPr>
+          <w:b/>
+        </w:rPr>
+        <w:t xml:space="preserve">3. </w:t>
+      </w:r>
+      <w:r>
+        <w:t>Responde la pregunta de suma (verificación anti-robots) y pulsa «Bloquear mi habitación». Aparece un reloj de 15 minutos: mientras corre, nadie más puede reservar esa habitación.</w:t>
+      </w:r>
+    </w:p>
+    <w:p>
+      <w:pPr>
+        <w:spacing w:after="60"/>
+        <w:ind w:left="510" w:hanging="340"/>
+      </w:pPr>
+      <w:r>
+        <w:rPr>
+          <w:b/>
+        </w:rPr>
+        <w:t xml:space="preserve">4. </w:t>
+      </w:r>
+      <w:r>
+        <w:t>Escribe nombres, apellidos y correo (teléfono y documento son opcionales), lee el aviso de privacidad (Ley 1581 de 2012) y marca la casilla de autorización (obligatoria). Sin ella no se puede continuar. Pulsa «Continuar al pago».</w:t>
+      </w:r>
+    </w:p>
+    <w:p>
+      <w:pPr>
+        <w:spacing w:after="60"/>
+        <w:ind w:left="510" w:hanging="340"/>
+      </w:pPr>
+      <w:r>
+        <w:rPr>
+          <w:b/>
+        </w:rPr>
+        <w:t xml:space="preserve">5. </w:t>
+      </w:r>
+      <w:r>
+        <w:t>Revisa el resumen y pulsa «Pagar». Se abre la pantalla de la pasarela SIMULADA («MODO PRUEBAS: no se cobra dinero»): pulsa «Simular pago aprobado» (o «rechazado» para probar el reintento). No se pide ninguna tarjeta.</w:t>
+      </w:r>
+    </w:p>
+    <w:p>
+      <w:pPr>
+        <w:spacing w:after="60"/>
+        <w:ind w:left="510" w:hanging="340"/>
+      </w:pPr>
+      <w:r>
+        <w:rPr>
+          <w:b/>
+        </w:rPr>
+        <w:t xml:space="preserve">6. </w:t>
+      </w:r>
+      <w:r>
+        <w:t>Ve la confirmación con el número de reserva (PMS-AAAA-XXXXXX), el enlace para ver su reserva y el aviso «Correo simulado: no se envió», con una vista del correo que recibiría.</w:t>
+      </w:r>
+    </w:p>
+    <w:p>
+      <w:pPr>
+        <w:jc w:val="center"/>
+      </w:pPr>
+      <w:r>
+        <w:drawing>
+          <wp:inline xmlns:a="http://schemas.openxmlformats.org/drawingml/2006/main" xmlns:pic="http://schemas.openxmlformats.org/drawingml/2006/picture">
+            <wp:extent cx="4320000" cy="8247273"/>
+            <wp:docPr id="24" name="Picture 24"/>
+            <wp:cNvGraphicFramePr>
+              <a:graphicFrameLocks noChangeAspect="1"/>
+            </wp:cNvGraphicFramePr>
+            <a:graphic>
+              <a:graphicData uri="http://schemas.openxmlformats.org/drawingml/2006/picture">
+                <pic:pic>
+                  <pic:nvPicPr>
+                    <pic:cNvPr id="0" name="web_02_plano.png"/>
+                    <pic:cNvPicPr/>
+                  </pic:nvPicPr>
+                  <pic:blipFill>
+                    <a:blip r:embed="rId33"/>
+                    <a:stretch>
+                      <a:fillRect/>
+                    </a:stretch>
+                  </pic:blipFill>
+                  <pic:spPr>
+                    <a:xfrm>
+                      <a:off x="0" y="0"/>
+                      <a:ext cx="4320000" cy="8247273"/>
+                    </a:xfrm>
+                    <a:prstGeom prst="rect"/>
+                  </pic:spPr>
+                </pic:pic>
+              </a:graphicData>
+            </a:graphic>
+          </wp:inline>
+        </w:drawing>
+      </w:r>
+    </w:p>
+    <w:p>
+      <w:pPr>
+        <w:jc w:val="center"/>
+      </w:pPr>
+      <w:r>
+        <w:rPr>
+          <w:i/>
+          <w:color w:val="555555"/>
+          <w:sz w:val="18"/>
+        </w:rPr>
+        <w:t>Mini web: tipos de habitación y plano (datos ficticios)</w:t>
+      </w:r>
+    </w:p>
+    <w:p>
+      <w:pPr>
+        <w:jc w:val="center"/>
+      </w:pPr>
+      <w:r>
+        <w:drawing>
+          <wp:inline xmlns:a="http://schemas.openxmlformats.org/drawingml/2006/main" xmlns:pic="http://schemas.openxmlformats.org/drawingml/2006/picture">
+            <wp:extent cx="4320000" cy="8247273"/>
+            <wp:docPr id="25" name="Picture 25"/>
+            <wp:cNvGraphicFramePr>
+              <a:graphicFrameLocks noChangeAspect="1"/>
+            </wp:cNvGraphicFramePr>
+            <a:graphic>
+              <a:graphicData uri="http://schemas.openxmlformats.org/drawingml/2006/picture">
+                <pic:pic>
+                  <pic:nvPicPr>
+                    <pic:cNvPr id="0" name="web_04_datos_con_temporizador.png"/>
+                    <pic:cNvPicPr/>
+                  </pic:nvPicPr>
+                  <pic:blipFill>
+                    <a:blip r:embed="rId34"/>
+                    <a:stretch>
+                      <a:fillRect/>
+                    </a:stretch>
+                  </pic:blipFill>
+                  <pic:spPr>
+                    <a:xfrm>
+                      <a:off x="0" y="0"/>
+                      <a:ext cx="4320000" cy="8247273"/>
+                    </a:xfrm>
+                    <a:prstGeom prst="rect"/>
+                  </pic:spPr>
+                </pic:pic>
+              </a:graphicData>
+            </a:graphic>
+          </wp:inline>
+        </w:drawing>
+      </w:r>
+    </w:p>
+    <w:p>
+      <w:pPr>
+        <w:jc w:val="center"/>
+      </w:pPr>
+      <w:r>
+        <w:rPr>
+          <w:i/>
+          <w:color w:val="555555"/>
+          <w:sz w:val="18"/>
+        </w:rPr>
+        <w:t>Bloqueo con reloj y datos del huésped con consentimiento</w:t>
+      </w:r>
+    </w:p>
+    <w:p>
+      <w:pPr>
+        <w:jc w:val="center"/>
+      </w:pPr>
+      <w:r>
+        <w:drawing>
+          <wp:inline xmlns:a="http://schemas.openxmlformats.org/drawingml/2006/main" xmlns:pic="http://schemas.openxmlformats.org/drawingml/2006/picture">
+            <wp:extent cx="4320000" cy="8247273"/>
+            <wp:docPr id="26" name="Picture 26"/>
+            <wp:cNvGraphicFramePr>
+              <a:graphicFrameLocks noChangeAspect="1"/>
+            </wp:cNvGraphicFramePr>
+            <a:graphic>
+              <a:graphicData uri="http://schemas.openxmlformats.org/drawingml/2006/picture">
+                <pic:pic>
+                  <pic:nvPicPr>
+                    <pic:cNvPr id="0" name="web_07_pasarela_simulada.png"/>
+                    <pic:cNvPicPr/>
+                  </pic:nvPicPr>
+                  <pic:blipFill>
+                    <a:blip r:embed="rId35"/>
+                    <a:stretch>
+                      <a:fillRect/>
+                    </a:stretch>
+                  </pic:blipFill>
+                  <pic:spPr>
+                    <a:xfrm>
+                      <a:off x="0" y="0"/>
+                      <a:ext cx="4320000" cy="8247273"/>
+                    </a:xfrm>
+                    <a:prstGeom prst="rect"/>
+                  </pic:spPr>
+                </pic:pic>
+              </a:graphicData>
+            </a:graphic>
+          </wp:inline>
+        </w:drawing>
+      </w:r>
+    </w:p>
+    <w:p>
+      <w:pPr>
+        <w:jc w:val="center"/>
+      </w:pPr>
+      <w:r>
+        <w:rPr>
+          <w:i/>
+          <w:color w:val="555555"/>
+          <w:sz w:val="18"/>
+        </w:rPr>
+        <w:t>Pasarela simulada: MODO PRUEBAS, no se cobra dinero</w:t>
+      </w:r>
+    </w:p>
+    <w:p>
+      <w:pPr>
+        <w:jc w:val="center"/>
+      </w:pPr>
+      <w:r>
+        <w:drawing>
+          <wp:inline xmlns:a="http://schemas.openxmlformats.org/drawingml/2006/main" xmlns:pic="http://schemas.openxmlformats.org/drawingml/2006/picture">
+            <wp:extent cx="4320000" cy="8247273"/>
+            <wp:docPr id="27" name="Picture 27"/>
+            <wp:cNvGraphicFramePr>
+              <a:graphicFrameLocks noChangeAspect="1"/>
+            </wp:cNvGraphicFramePr>
+            <a:graphic>
+              <a:graphicData uri="http://schemas.openxmlformats.org/drawingml/2006/picture">
+                <pic:pic>
+                  <pic:nvPicPr>
+                    <pic:cNvPr id="0" name="web_08_confirmacion.png"/>
+                    <pic:cNvPicPr/>
+                  </pic:nvPicPr>
+                  <pic:blipFill>
+                    <a:blip r:embed="rId36"/>
+                    <a:stretch>
+                      <a:fillRect/>
+                    </a:stretch>
+                  </pic:blipFill>
+                  <pic:spPr>
+                    <a:xfrm>
+                      <a:off x="0" y="0"/>
+                      <a:ext cx="4320000" cy="8247273"/>
+                    </a:xfrm>
+                    <a:prstGeom prst="rect"/>
+                  </pic:spPr>
+                </pic:pic>
+              </a:graphicData>
+            </a:graphic>
+          </wp:inline>
+        </w:drawing>
+      </w:r>
+    </w:p>
+    <w:p>
+      <w:pPr>
+        <w:jc w:val="center"/>
+      </w:pPr>
+      <w:r>
+        <w:rPr>
+          <w:i/>
+          <w:color w:val="555555"/>
+          <w:sz w:val="18"/>
+        </w:rPr>
+        <w:t>Confirmación con número de reserva y correo simulado</w:t>
+      </w:r>
+    </w:p>
+    <w:p>
+      <w:pPr>
+        <w:pStyle w:val="Heading2"/>
+      </w:pPr>
+      <w:r>
+        <w:t>5.2 Qué pasa si el cliente no paga a tiempo</w:t>
+      </w:r>
+    </w:p>
+    <w:p>
+      <w:pPr>
+        <w:pStyle w:val="ListBullet"/>
+        <w:spacing w:after="60"/>
+      </w:pPr>
+      <w:r>
+        <w:t>Si el reloj llega a cero sin pago, la habitación se libera sola: la reserva pasa a «Cancelada» con el motivo «Opción vencida: se liberó automáticamente» y el bloqueo web queda «El bloqueo venció».</w:t>
+      </w:r>
+    </w:p>
+    <w:p>
+      <w:pPr>
+        <w:pStyle w:val="ListBullet"/>
+        <w:spacing w:after="60"/>
+      </w:pPr>
+      <w:r>
+        <w:t>Lo mismo ocurre con las «opciones» que crea recepción: ahora vencen a las 48 horas (antes no vencían nunca). Las opciones antiguas, que no tienen fecha de vencimiento, no se tocan.</w:t>
+      </w:r>
+    </w:p>
+    <w:p>
+      <w:pPr>
+        <w:pStyle w:val="ListBullet"/>
+        <w:spacing w:after="60"/>
+      </w:pPr>
+      <w:r>
+        <w:t>La liberación se hace de dos maneras: al consultar disponibilidad (siempre al día) y con una tarea programada cada 5 minutos en GitHub Actions. GitHub puede retrasar esa tarea unos minutos; por eso la primera es la que garantiza que no haya doble venta.</w:t>
+      </w:r>
+    </w:p>
+    <w:p>
+      <w:pPr>
+        <w:pStyle w:val="ListBullet"/>
+        <w:spacing w:after="60"/>
+      </w:pPr>
+      <w:r>
+        <w:t>Si el cliente paga justo después de vencer, el sistema intenta recuperar las mismas habitaciones; si ya no están libres, deja el pago en «Requiere revisión» y el personal lo gestiona (devolución o cambio).</w:t>
+      </w:r>
+    </w:p>
+    <w:p>
+      <w:pPr>
+        <w:pStyle w:val="Heading2"/>
+      </w:pPr>
+      <w:r>
+        <w:t>5.3 Lo que ve el personal en el PMS</w:t>
+      </w:r>
+    </w:p>
+    <w:p>
+      <w:pPr>
+        <w:pStyle w:val="ListBullet"/>
+        <w:spacing w:after="60"/>
+      </w:pPr>
+      <w:r>
+        <w:t>Menú «Reservas web» (recepción y gerencia): una fila por reserva web con estado, reserva del PMS, huésped, habitación, total, pagado, estado del pago, referencia, hora de vencimiento y estado del correo. El botón «Liberar vencidas ahora» fuerza la liberación.</w:t>
+      </w:r>
+    </w:p>
+    <w:p>
+      <w:pPr>
+        <w:pStyle w:val="ListBullet"/>
+        <w:spacing w:after="60"/>
+      </w:pPr>
+      <w:r>
+        <w:t>En «Reservas» las reservas web aparecen con canal «web» y la columna «Vence» muestra cuándo vence cada opción. También se ven en Calendario y Plano.</w:t>
+      </w:r>
+    </w:p>
+    <w:p>
+      <w:pPr>
+        <w:pStyle w:val="ListBullet"/>
+        <w:spacing w:after="60"/>
+      </w:pPr>
+      <w:r>
+        <w:t>Mientras el cliente completa sus datos, el huésped figura como «Cliente web (datos pendientes)». Al enviar sus datos se crea el huésped real con su consentimiento registrado.</w:t>
+      </w:r>
+    </w:p>
+    <w:p>
+      <w:pPr>
+        <w:pStyle w:val="ListBullet"/>
+        <w:spacing w:after="60"/>
+      </w:pPr>
+      <w:r>
+        <w:t>El pago aprobado queda registrado en la cuenta de la reserva (método «pasarela») y en Facturación.</w:t>
+      </w:r>
+    </w:p>
+    <w:p>
+      <w:pPr>
+        <w:jc w:val="center"/>
+      </w:pPr>
+      <w:r>
+        <w:drawing>
+          <wp:inline xmlns:a="http://schemas.openxmlformats.org/drawingml/2006/main" xmlns:pic="http://schemas.openxmlformats.org/drawingml/2006/picture">
+            <wp:extent cx="5580000" cy="3875000"/>
+            <wp:docPr id="28" name="Picture 28"/>
+            <wp:cNvGraphicFramePr>
+              <a:graphicFrameLocks noChangeAspect="1"/>
+            </wp:cNvGraphicFramePr>
+            <a:graphic>
+              <a:graphicData uri="http://schemas.openxmlformats.org/drawingml/2006/picture">
+                <pic:pic>
+                  <pic:nvPicPr>
+                    <pic:cNvPr id="0" name="pms_reservas_web.png"/>
+                    <pic:cNvPicPr/>
+                  </pic:nvPicPr>
+                  <pic:blipFill>
+                    <a:blip r:embed="rId37"/>
+                    <a:stretch>
+                      <a:fillRect/>
+                    </a:stretch>
+                  </pic:blipFill>
+                  <pic:spPr>
+                    <a:xfrm>
+                      <a:off x="0" y="0"/>
+                      <a:ext cx="5580000" cy="3875000"/>
+                    </a:xfrm>
+                    <a:prstGeom prst="rect"/>
+                  </pic:spPr>
+                </pic:pic>
+              </a:graphicData>
+            </a:graphic>
+          </wp:inline>
+        </w:drawing>
+      </w:r>
+    </w:p>
+    <w:p>
+      <w:pPr>
+        <w:jc w:val="center"/>
+      </w:pPr>
+      <w:r>
+        <w:rPr>
+          <w:i/>
+          <w:color w:val="555555"/>
+          <w:sz w:val="18"/>
+        </w:rPr>
+        <w:t>PMS → «Reservas web» (datos ficticios)</w:t>
+      </w:r>
+    </w:p>
+    <w:p>
+      <w:pPr>
+        <w:jc w:val="center"/>
+      </w:pPr>
+      <w:r>
+        <w:drawing>
+          <wp:inline xmlns:a="http://schemas.openxmlformats.org/drawingml/2006/main" xmlns:pic="http://schemas.openxmlformats.org/drawingml/2006/picture">
+            <wp:extent cx="5580000" cy="3875000"/>
+            <wp:docPr id="29" name="Picture 29"/>
+            <wp:cNvGraphicFramePr>
+              <a:graphicFrameLocks noChangeAspect="1"/>
+            </wp:cNvGraphicFramePr>
+            <a:graphic>
+              <a:graphicData uri="http://schemas.openxmlformats.org/drawingml/2006/picture">
+                <pic:pic>
+                  <pic:nvPicPr>
+                    <pic:cNvPr id="0" name="pms_reservas_canal_web.png"/>
+                    <pic:cNvPicPr/>
+                  </pic:nvPicPr>
+                  <pic:blipFill>
+                    <a:blip r:embed="rId38"/>
+                    <a:stretch>
+                      <a:fillRect/>
+                    </a:stretch>
+                  </pic:blipFill>
+                  <pic:spPr>
+                    <a:xfrm>
+                      <a:off x="0" y="0"/>
+                      <a:ext cx="5580000" cy="3875000"/>
+                    </a:xfrm>
+                    <a:prstGeom prst="rect"/>
+                  </pic:spPr>
+                </pic:pic>
+              </a:graphicData>
+            </a:graphic>
+          </wp:inline>
+        </w:drawing>
+      </w:r>
+    </w:p>
+    <w:p>
+      <w:pPr>
+        <w:jc w:val="center"/>
+      </w:pPr>
+      <w:r>
+        <w:rPr>
+          <w:i/>
+          <w:color w:val="555555"/>
+          <w:sz w:val="18"/>
+        </w:rPr>
+        <w:t>PMS → «Reservas» con canal web y columna «Vence»</w:t>
+      </w:r>
+    </w:p>
+    <w:p>
+      <w:pPr>
+        <w:pStyle w:val="Heading2"/>
+      </w:pPr>
+      <w:r>
+        <w:t>5.4 Cómo ponerla en la página web del hotel</w:t>
+      </w:r>
+    </w:p>
+    <w:p>
+      <w:pPr>
+        <w:pStyle w:val="ListBullet"/>
+        <w:spacing w:after="60"/>
+      </w:pPr>
+      <w:r>
+        <w:t>Opción rápida (enlace): un botón «Reservar» que apunte a https://pms-reservas-atm.streamlit.app/?hotel=ID (ID = número del hotel en el PMS).</w:t>
+      </w:r>
+    </w:p>
+    <w:p>
+      <w:pPr>
+        <w:pStyle w:val="ListBullet"/>
+        <w:spacing w:after="60"/>
+      </w:pPr>
+      <w:r>
+        <w:t>Opción incrustada (iframe): pegar en la página del hotel &lt;iframe src="https://pms-reservas-atm.streamlit.app/?embed=true&amp;hotel=ID" width="100%" height="900" style="border:0" title="Reservas"&gt;&lt;/iframe&gt;. Con embed=true se ocultan la barra y el pie de Streamlit.</w:t>
+      </w:r>
+    </w:p>
+    <w:p>
+      <w:pPr>
+        <w:pStyle w:val="ListBullet"/>
+        <w:spacing w:after="60"/>
+      </w:pPr>
+      <w:r>
+        <w:t>En celular conviene usar una altura de 1100 px o abrir el enlace en pestaña nueva.</w:t>
+      </w:r>
+    </w:p>
+    <w:p>
+      <w:pPr>
+        <w:pStyle w:val="ListBullet"/>
+        <w:spacing w:after="60"/>
+      </w:pPr>
+      <w:r>
+        <w:t>La página del hotel debe usar https. Si el hotel usa un constructor web (Wix, WordPress…), usa el bloque «Incrustar HTML».</w:t>
+      </w:r>
+    </w:p>
+    <w:p>
+      <w:pPr>
+        <w:pStyle w:val="ListBullet"/>
+        <w:spacing w:after="60"/>
+      </w:pPr>
+      <w:r>
+        <w:t>Si la mini web estuvo unas horas sin visitas, Streamlit la «duerme» y la primera carga tarda unos segundos.</w:t>
+      </w:r>
+    </w:p>
+    <w:p>
+      <w:pPr>
+        <w:pStyle w:val="Heading2"/>
+      </w:pPr>
+      <w:r>
+        <w:t>5.5 Qué es real y qué es simulado en este prototipo</w:t>
+      </w:r>
+    </w:p>
+    <w:tbl>
+      <w:tblPr>
+        <w:tblStyle w:val="TableGrid"/>
+        <w:tblW w:type="auto" w:w="0"/>
+        <w:jc w:val="center"/>
+        <w:tblLook w:firstColumn="1" w:firstRow="1" w:lastColumn="0" w:lastRow="0" w:noHBand="0" w:noVBand="1" w:val="04A0"/>
+      </w:tblPr>
+      <w:tblGrid>
+        <w:gridCol w:w="4873"/>
+        <w:gridCol w:w="4873"/>
+      </w:tblGrid>
+      <w:tr>
+        <w:tc>
+          <w:tcPr>
+            <w:tcW w:type="dxa" w:w="4535"/>
+            <w:shd w:val="clear" w:color="auto" w:fill="E8F0FE"/>
+          </w:tcPr>
+          <w:p>
+            <w:r/>
+            <w:r>
+              <w:rPr>
+                <w:b/>
+                <w:sz w:val="20"/>
+              </w:rPr>
+              <w:t>Parte</w:t>
+            </w:r>
+          </w:p>
+        </w:tc>
+        <w:tc>
+          <w:tcPr>
+            <w:tcW w:type="dxa" w:w="4819"/>
+            <w:shd w:val="clear" w:color="auto" w:fill="E8F0FE"/>
+          </w:tcPr>
+          <w:p>
+            <w:r/>
+            <w:r>
+              <w:rPr>
+                <w:b/>
+                <w:sz w:val="20"/>
+              </w:rPr>
+              <w:t>Estado</w:t>
+            </w:r>
+          </w:p>
+        </w:tc>
+      </w:tr>
+      <w:tr>
+        <w:tc>
+          <w:tcPr>
+            <w:tcW w:type="dxa" w:w="4535"/>
+          </w:tcPr>
+          <w:p>
+            <w:r/>
+            <w:r>
+              <w:rPr>
+                <w:sz w:val="20"/>
+              </w:rPr>
+              <w:t>Disponibilidad, bloqueo de 15 min, no doble venta, vencimiento</w:t>
+            </w:r>
+          </w:p>
+        </w:tc>
+        <w:tc>
+          <w:tcPr>
+            <w:tcW w:type="dxa" w:w="4819"/>
+          </w:tcPr>
+          <w:p>
+            <w:r/>
+            <w:r>
+              <w:rPr>
+                <w:sz w:val="20"/>
+              </w:rPr>
+              <w:t>REAL (misma base y mismas reglas que el PMS)</w:t>
+            </w:r>
+          </w:p>
+        </w:tc>
+      </w:tr>
+      <w:tr>
+        <w:tc>
+          <w:tcPr>
+            <w:tcW w:type="dxa" w:w="4535"/>
+          </w:tcPr>
+          <w:p>
+            <w:r/>
+            <w:r>
+              <w:rPr>
+                <w:sz w:val="20"/>
+              </w:rPr>
+              <w:t>Reserva en el PMS con canal web, huésped y consentimiento</w:t>
+            </w:r>
+          </w:p>
+        </w:tc>
+        <w:tc>
+          <w:tcPr>
+            <w:tcW w:type="dxa" w:w="4819"/>
+          </w:tcPr>
+          <w:p>
+            <w:r/>
+            <w:r>
+              <w:rPr>
+                <w:sz w:val="20"/>
+              </w:rPr>
+              <w:t>REAL (con datos ficticios)</w:t>
+            </w:r>
+          </w:p>
+        </w:tc>
+      </w:tr>
+      <w:tr>
+        <w:tc>
+          <w:tcPr>
+            <w:tcW w:type="dxa" w:w="4535"/>
+          </w:tcPr>
+          <w:p>
+            <w:r/>
+            <w:r>
+              <w:rPr>
+                <w:sz w:val="20"/>
+              </w:rPr>
+              <w:t>Pasarela de pagos</w:t>
+            </w:r>
+          </w:p>
+        </w:tc>
+        <w:tc>
+          <w:tcPr>
+            <w:tcW w:type="dxa" w:w="4819"/>
+          </w:tcPr>
+          <w:p>
+            <w:r/>
+            <w:r>
+              <w:rPr>
+                <w:sz w:val="20"/>
+              </w:rPr>
+              <w:t>SIMULADA: no se cobra. Está preparada para cambiar a Wompi sin tocar el resto</w:t>
+            </w:r>
+          </w:p>
+        </w:tc>
+      </w:tr>
+      <w:tr>
+        <w:tc>
+          <w:tcPr>
+            <w:tcW w:type="dxa" w:w="4535"/>
+          </w:tcPr>
+          <w:p>
+            <w:r/>
+            <w:r>
+              <w:rPr>
+                <w:sz w:val="20"/>
+              </w:rPr>
+              <w:t>Correo de confirmación</w:t>
+            </w:r>
+          </w:p>
+        </w:tc>
+        <w:tc>
+          <w:tcPr>
+            <w:tcW w:type="dxa" w:w="4819"/>
+          </w:tcPr>
+          <w:p>
+            <w:r/>
+            <w:r>
+              <w:rPr>
+                <w:sz w:val="20"/>
+              </w:rPr>
+              <w:t>SIMULADO: se guarda la plantilla y se muestra en pantalla; no se envía a nadie</w:t>
+            </w:r>
+          </w:p>
+        </w:tc>
+      </w:tr>
+      <w:tr>
+        <w:tc>
+          <w:tcPr>
+            <w:tcW w:type="dxa" w:w="4535"/>
+          </w:tcPr>
+          <w:p>
+            <w:r/>
+            <w:r>
+              <w:rPr>
+                <w:sz w:val="20"/>
+              </w:rPr>
+              <w:t>Verificación anti-robots y límites por dirección</w:t>
+            </w:r>
+          </w:p>
+        </w:tc>
+        <w:tc>
+          <w:tcPr>
+            <w:tcW w:type="dxa" w:w="4819"/>
+          </w:tcPr>
+          <w:p>
+            <w:r/>
+            <w:r>
+              <w:rPr>
+                <w:sz w:val="20"/>
+              </w:rPr>
+              <w:t>Sencillos (suma + máximo de bloqueos por hora); no es un captcha comercial</w:t>
+            </w:r>
+          </w:p>
+        </w:tc>
+      </w:tr>
+      <w:tr>
+        <w:tc>
+          <w:tcPr>
+            <w:tcW w:type="dxa" w:w="4535"/>
+          </w:tcPr>
+          <w:p>
+            <w:r/>
+            <w:r>
+              <w:rPr>
+                <w:sz w:val="20"/>
+              </w:rPr>
+              <w:t>Recibir avisos reales de la pasarela (webhook)</w:t>
+            </w:r>
+          </w:p>
+        </w:tc>
+        <w:tc>
+          <w:tcPr>
+            <w:tcW w:type="dxa" w:w="4819"/>
+          </w:tcPr>
+          <w:p>
+            <w:r/>
+            <w:r>
+              <w:rPr>
+                <w:sz w:val="20"/>
+              </w:rPr>
+              <w:t>Pendiente de la fase 2: requiere un receptor externo (Streamlit no recibe webhooks)</w:t>
+            </w:r>
+          </w:p>
+        </w:tc>
+      </w:tr>
+    </w:tbl>
+    <w:p/>
+    <w:p>
+      <w:r>
+        <w:br w:type="page"/>
+      </w:r>
+    </w:p>
+    <w:p>
+      <w:pPr>
+        <w:pStyle w:val="Heading1"/>
+      </w:pPr>
+      <w:r>
         <w:t>Preguntas frecuentes</w:t>
       </w:r>
     </w:p>
@@ -4291,7 +5172,97 @@
               <w:rPr>
                 <w:sz w:val="20"/>
               </w:rPr>
-              <w:t>No. Es una simulación y la pantalla lo avisa.</w:t>
+              <w:t>No. Es una simulación y la pantalla lo avisa (también en la mini web).</w:t>
+            </w:r>
+          </w:p>
+        </w:tc>
+      </w:tr>
+      <w:tr>
+        <w:tc>
+          <w:tcPr>
+            <w:tcW w:type="dxa" w:w="3402"/>
+          </w:tcPr>
+          <w:p>
+            <w:r/>
+            <w:r>
+              <w:rPr>
+                <w:sz w:val="20"/>
+              </w:rPr>
+              <w:t>¿La mini web cobra de verdad?</w:t>
+            </w:r>
+          </w:p>
+        </w:tc>
+        <w:tc>
+          <w:tcPr>
+            <w:tcW w:type="dxa" w:w="5953"/>
+          </w:tcPr>
+          <w:p>
+            <w:r/>
+            <w:r>
+              <w:rPr>
+                <w:sz w:val="20"/>
+              </w:rPr>
+              <w:t>No. La pasarela es simulada y dice «MODO PRUEBAS: no se cobra dinero». No se piden tarjetas.</w:t>
+            </w:r>
+          </w:p>
+        </w:tc>
+      </w:tr>
+      <w:tr>
+        <w:tc>
+          <w:tcPr>
+            <w:tcW w:type="dxa" w:w="3402"/>
+          </w:tcPr>
+          <w:p>
+            <w:r/>
+            <w:r>
+              <w:rPr>
+                <w:sz w:val="20"/>
+              </w:rPr>
+              <w:t>Un cliente bloqueó una habitación y no pagó. ¿Qué pasa?</w:t>
+            </w:r>
+          </w:p>
+        </w:tc>
+        <w:tc>
+          <w:tcPr>
+            <w:tcW w:type="dxa" w:w="5953"/>
+          </w:tcPr>
+          <w:p>
+            <w:r/>
+            <w:r>
+              <w:rPr>
+                <w:sz w:val="20"/>
+              </w:rPr>
+              <w:t>A los 15 minutos se libera sola. En «Reservas web» puedes pulsar «Liberar vencidas ahora».</w:t>
+            </w:r>
+          </w:p>
+        </w:tc>
+      </w:tr>
+      <w:tr>
+        <w:tc>
+          <w:tcPr>
+            <w:tcW w:type="dxa" w:w="3402"/>
+          </w:tcPr>
+          <w:p>
+            <w:r/>
+            <w:r>
+              <w:rPr>
+                <w:sz w:val="20"/>
+              </w:rPr>
+              <w:t>Una opción mía no vence.</w:t>
+            </w:r>
+          </w:p>
+        </w:tc>
+        <w:tc>
+          <w:tcPr>
+            <w:tcW w:type="dxa" w:w="5953"/>
+          </w:tcPr>
+          <w:p>
+            <w:r/>
+            <w:r>
+              <w:rPr>
+                <w:sz w:val="20"/>
+              </w:rPr>
+              <w:t>Solo vencen (a las 48 h) las opciones creadas desde esta versión. Las anteriores no tienen fecha de vencimiento: cancélalas o confírmalas a mano.</w:t>
             </w:r>
           </w:p>
         </w:tc>

--- a/docs/instructivo-pms-por-rol.docx
+++ b/docs/instructivo-pms-por-rol.docx
@@ -2400,7 +2400,7 @@
         <w:t xml:space="preserve">3. </w:t>
       </w:r>
       <w:r>
-        <w:t>Elige la planta (1, 2 o 3). Las habitaciones con vista al mar aparecen junto a la franja azul «MAR»; las demás, bajo la franja «PASILLO».</w:t>
+        <w:t>Elige la planta (1, 2 o 3). La planta se dibuja como un plano: arriba la franja azul «MAR» con las habitaciones que tienen vista al mar (etiqueta «VISTA MAR»), en medio el «PASILLO CENTRAL» y abajo las demás habitaciones y la escalera. Dentro de cada habitación ves sus camas dibujadas con la medida (150 cm matrimonial, 90 cm individual), los metros, la tipología, las personas que caben y el precio por noche si está libre.</w:t>
       </w:r>
     </w:p>
     <w:p>
@@ -2430,7 +2430,7 @@
         <w:t xml:space="preserve">5. </w:t>
       </w:r>
       <w:r>
-        <w:t>Pulsa «Elegir» en una habitación verde (disponible). Se pinta de azul y a la derecha aparece el detalle: planta, metros, capacidad, vista, camas y el desglose del precio (cada noche, impuestos del hotel y total).</w:t>
+        <w:t>Pulsa «Elegir» en una habitación verde (disponible). Se pinta de azul y debajo del plano aparece el detalle: planta, metros, capacidad, vista, camas y el desglose del precio (cada noche, impuestos del hotel y total).</w:t>
       </w:r>
     </w:p>
     <w:p>
@@ -2455,8 +2455,60 @@
       <w:r>
         <w:drawing>
           <wp:inline xmlns:a="http://schemas.openxmlformats.org/drawingml/2006/main" xmlns:pic="http://schemas.openxmlformats.org/drawingml/2006/picture">
-            <wp:extent cx="5580000" cy="3875000"/>
+            <wp:extent cx="5580000" cy="2687510"/>
             <wp:docPr id="13" name="Picture 13"/>
+            <wp:cNvGraphicFramePr>
+              <a:graphicFrameLocks noChangeAspect="1"/>
+            </wp:cNvGraphicFramePr>
+            <a:graphic>
+              <a:graphicData uri="http://schemas.openxmlformats.org/drawingml/2006/picture">
+                <pic:pic>
+                  <pic:nvPicPr>
+                    <pic:cNvPr id="0" name="plano_planta.png"/>
+                    <pic:cNvPicPr/>
+                  </pic:nvPicPr>
+                  <pic:blipFill>
+                    <a:blip r:embed="rId22"/>
+                    <a:stretch>
+                      <a:fillRect/>
+                    </a:stretch>
+                  </pic:blipFill>
+                  <pic:spPr>
+                    <a:xfrm>
+                      <a:off x="0" y="0"/>
+                      <a:ext cx="5580000" cy="2687510"/>
+                    </a:xfrm>
+                    <a:prstGeom prst="rect"/>
+                  </pic:spPr>
+                </pic:pic>
+              </a:graphicData>
+            </a:graphic>
+          </wp:inline>
+        </w:drawing>
+      </w:r>
+    </w:p>
+    <w:p>
+      <w:pPr>
+        <w:jc w:val="center"/>
+      </w:pPr>
+      <w:r>
+        <w:rPr>
+          <w:i/>
+          <w:color w:val="555555"/>
+          <w:sz w:val="18"/>
+        </w:rPr>
+        <w:t>Plano dibujado de la planta 1: mar, pasillo, camas y estados (datos ficticios)</w:t>
+      </w:r>
+    </w:p>
+    <w:p>
+      <w:pPr>
+        <w:jc w:val="center"/>
+      </w:pPr>
+      <w:r>
+        <w:drawing>
+          <wp:inline xmlns:a="http://schemas.openxmlformats.org/drawingml/2006/main" xmlns:pic="http://schemas.openxmlformats.org/drawingml/2006/picture">
+            <wp:extent cx="5580000" cy="5812500"/>
+            <wp:docPr id="14" name="Picture 14"/>
             <wp:cNvGraphicFramePr>
               <a:graphicFrameLocks noChangeAspect="1"/>
             </wp:cNvGraphicFramePr>
@@ -2468,7 +2520,7 @@
                     <pic:cNvPicPr/>
                   </pic:nvPicPr>
                   <pic:blipFill>
-                    <a:blip r:embed="rId22"/>
+                    <a:blip r:embed="rId23"/>
                     <a:stretch>
                       <a:fillRect/>
                     </a:stretch>
@@ -2476,7 +2528,7 @@
                   <pic:spPr>
                     <a:xfrm>
                       <a:off x="0" y="0"/>
-                      <a:ext cx="5580000" cy="3875000"/>
+                      <a:ext cx="5580000" cy="5812500"/>
                     </a:xfrm>
                     <a:prstGeom prst="rect"/>
                   </pic:spPr>
@@ -2507,8 +2559,8 @@
       <w:r>
         <w:drawing>
           <wp:inline xmlns:a="http://schemas.openxmlformats.org/drawingml/2006/main" xmlns:pic="http://schemas.openxmlformats.org/drawingml/2006/picture">
-            <wp:extent cx="5580000" cy="3875000"/>
-            <wp:docPr id="14" name="Picture 14"/>
+            <wp:extent cx="5580000" cy="5812500"/>
+            <wp:docPr id="15" name="Picture 15"/>
             <wp:cNvGraphicFramePr>
               <a:graphicFrameLocks noChangeAspect="1"/>
             </wp:cNvGraphicFramePr>
@@ -2520,7 +2572,7 @@
                     <pic:cNvPicPr/>
                   </pic:nvPicPr>
                   <pic:blipFill>
-                    <a:blip r:embed="rId23"/>
+                    <a:blip r:embed="rId24"/>
                     <a:stretch>
                       <a:fillRect/>
                     </a:stretch>
@@ -2528,7 +2580,7 @@
                   <pic:spPr>
                     <a:xfrm>
                       <a:off x="0" y="0"/>
-                      <a:ext cx="5580000" cy="3875000"/>
+                      <a:ext cx="5580000" cy="5812500"/>
                     </a:xfrm>
                     <a:prstGeom prst="rect"/>
                   </pic:spPr>
@@ -2559,8 +2611,8 @@
       <w:r>
         <w:drawing>
           <wp:inline xmlns:a="http://schemas.openxmlformats.org/drawingml/2006/main" xmlns:pic="http://schemas.openxmlformats.org/drawingml/2006/picture">
-            <wp:extent cx="5580000" cy="3875000"/>
-            <wp:docPr id="15" name="Picture 15"/>
+            <wp:extent cx="5580000" cy="5812500"/>
+            <wp:docPr id="16" name="Picture 16"/>
             <wp:cNvGraphicFramePr>
               <a:graphicFrameLocks noChangeAspect="1"/>
             </wp:cNvGraphicFramePr>
@@ -2572,7 +2624,7 @@
                     <pic:cNvPicPr/>
                   </pic:nvPicPr>
                   <pic:blipFill>
-                    <a:blip r:embed="rId24"/>
+                    <a:blip r:embed="rId25"/>
                     <a:stretch>
                       <a:fillRect/>
                     </a:stretch>
@@ -2580,7 +2632,7 @@
                   <pic:spPr>
                     <a:xfrm>
                       <a:off x="0" y="0"/>
-                      <a:ext cx="5580000" cy="3875000"/>
+                      <a:ext cx="5580000" cy="5812500"/>
                     </a:xfrm>
                     <a:prstGeom prst="rect"/>
                   </pic:spPr>
@@ -3084,7 +3136,7 @@
         <w:drawing>
           <wp:inline xmlns:a="http://schemas.openxmlformats.org/drawingml/2006/main" xmlns:pic="http://schemas.openxmlformats.org/drawingml/2006/picture">
             <wp:extent cx="5580000" cy="4650000"/>
-            <wp:docPr id="16" name="Picture 16"/>
+            <wp:docPr id="17" name="Picture 17"/>
             <wp:cNvGraphicFramePr>
               <a:graphicFrameLocks noChangeAspect="1"/>
             </wp:cNvGraphicFramePr>
@@ -3096,7 +3148,7 @@
                     <pic:cNvPicPr/>
                   </pic:nvPicPr>
                   <pic:blipFill>
-                    <a:blip r:embed="rId25"/>
+                    <a:blip r:embed="rId26"/>
                     <a:stretch>
                       <a:fillRect/>
                     </a:stretch>
@@ -3181,7 +3233,7 @@
         <w:drawing>
           <wp:inline xmlns:a="http://schemas.openxmlformats.org/drawingml/2006/main" xmlns:pic="http://schemas.openxmlformats.org/drawingml/2006/picture">
             <wp:extent cx="4680000" cy="751709"/>
-            <wp:docPr id="17" name="Picture 17"/>
+            <wp:docPr id="18" name="Picture 18"/>
             <wp:cNvGraphicFramePr>
               <a:graphicFrameLocks noChangeAspect="1"/>
             </wp:cNvGraphicFramePr>
@@ -3193,7 +3245,7 @@
                     <pic:cNvPicPr/>
                   </pic:nvPicPr>
                   <pic:blipFill>
-                    <a:blip r:embed="rId26"/>
+                    <a:blip r:embed="rId27"/>
                     <a:stretch>
                       <a:fillRect/>
                     </a:stretch>
@@ -3295,7 +3347,7 @@
         <w:drawing>
           <wp:inline xmlns:a="http://schemas.openxmlformats.org/drawingml/2006/main" xmlns:pic="http://schemas.openxmlformats.org/drawingml/2006/picture">
             <wp:extent cx="5580000" cy="4650000"/>
-            <wp:docPr id="18" name="Picture 18"/>
+            <wp:docPr id="19" name="Picture 19"/>
             <wp:cNvGraphicFramePr>
               <a:graphicFrameLocks noChangeAspect="1"/>
             </wp:cNvGraphicFramePr>
@@ -3307,7 +3359,7 @@
                     <pic:cNvPicPr/>
                   </pic:nvPicPr>
                   <pic:blipFill>
-                    <a:blip r:embed="rId27"/>
+                    <a:blip r:embed="rId28"/>
                     <a:stretch>
                       <a:fillRect/>
                     </a:stretch>
@@ -3403,7 +3455,7 @@
         <w:drawing>
           <wp:inline xmlns:a="http://schemas.openxmlformats.org/drawingml/2006/main" xmlns:pic="http://schemas.openxmlformats.org/drawingml/2006/picture">
             <wp:extent cx="5400000" cy="837491"/>
-            <wp:docPr id="19" name="Picture 19"/>
+            <wp:docPr id="20" name="Picture 20"/>
             <wp:cNvGraphicFramePr>
               <a:graphicFrameLocks noChangeAspect="1"/>
             </wp:cNvGraphicFramePr>
@@ -3415,7 +3467,7 @@
                     <pic:cNvPicPr/>
                   </pic:nvPicPr>
                   <pic:blipFill>
-                    <a:blip r:embed="rId28"/>
+                    <a:blip r:embed="rId29"/>
                     <a:stretch>
                       <a:fillRect/>
                     </a:stretch>
@@ -3667,7 +3719,7 @@
         <w:drawing>
           <wp:inline xmlns:a="http://schemas.openxmlformats.org/drawingml/2006/main" xmlns:pic="http://schemas.openxmlformats.org/drawingml/2006/picture">
             <wp:extent cx="5400000" cy="884828"/>
-            <wp:docPr id="20" name="Picture 20"/>
+            <wp:docPr id="21" name="Picture 21"/>
             <wp:cNvGraphicFramePr>
               <a:graphicFrameLocks noChangeAspect="1"/>
             </wp:cNvGraphicFramePr>
@@ -3679,7 +3731,7 @@
                     <pic:cNvPicPr/>
                   </pic:nvPicPr>
                   <pic:blipFill>
-                    <a:blip r:embed="rId29"/>
+                    <a:blip r:embed="rId30"/>
                     <a:stretch>
                       <a:fillRect/>
                     </a:stretch>
@@ -3796,7 +3848,7 @@
         <w:drawing>
           <wp:inline xmlns:a="http://schemas.openxmlformats.org/drawingml/2006/main" xmlns:pic="http://schemas.openxmlformats.org/drawingml/2006/picture">
             <wp:extent cx="5580000" cy="5037500"/>
-            <wp:docPr id="21" name="Picture 21"/>
+            <wp:docPr id="22" name="Picture 22"/>
             <wp:cNvGraphicFramePr>
               <a:graphicFrameLocks noChangeAspect="1"/>
             </wp:cNvGraphicFramePr>
@@ -3808,7 +3860,7 @@
                     <pic:cNvPicPr/>
                   </pic:nvPicPr>
                   <pic:blipFill>
-                    <a:blip r:embed="rId30"/>
+                    <a:blip r:embed="rId31"/>
                     <a:stretch>
                       <a:fillRect/>
                     </a:stretch>
@@ -3954,7 +4006,7 @@
         <w:drawing>
           <wp:inline xmlns:a="http://schemas.openxmlformats.org/drawingml/2006/main" xmlns:pic="http://schemas.openxmlformats.org/drawingml/2006/picture">
             <wp:extent cx="5580000" cy="4650000"/>
-            <wp:docPr id="22" name="Picture 22"/>
+            <wp:docPr id="23" name="Picture 23"/>
             <wp:cNvGraphicFramePr>
               <a:graphicFrameLocks noChangeAspect="1"/>
             </wp:cNvGraphicFramePr>
@@ -3966,7 +4018,7 @@
                     <pic:cNvPicPr/>
                   </pic:nvPicPr>
                   <pic:blipFill>
-                    <a:blip r:embed="rId31"/>
+                    <a:blip r:embed="rId32"/>
                     <a:stretch>
                       <a:fillRect/>
                     </a:stretch>
@@ -4062,7 +4114,7 @@
         <w:drawing>
           <wp:inline xmlns:a="http://schemas.openxmlformats.org/drawingml/2006/main" xmlns:pic="http://schemas.openxmlformats.org/drawingml/2006/picture">
             <wp:extent cx="5400000" cy="1771944"/>
-            <wp:docPr id="23" name="Picture 23"/>
+            <wp:docPr id="24" name="Picture 24"/>
             <wp:cNvGraphicFramePr>
               <a:graphicFrameLocks noChangeAspect="1"/>
             </wp:cNvGraphicFramePr>
@@ -4074,7 +4126,7 @@
                     <pic:cNvPicPr/>
                   </pic:nvPicPr>
                   <pic:blipFill>
-                    <a:blip r:embed="rId32"/>
+                    <a:blip r:embed="rId33"/>
                     <a:stretch>
                       <a:fillRect/>
                     </a:stretch>
@@ -4199,7 +4251,7 @@
         <w:drawing>
           <wp:inline xmlns:a="http://schemas.openxmlformats.org/drawingml/2006/main" xmlns:pic="http://schemas.openxmlformats.org/drawingml/2006/picture">
             <wp:extent cx="4320000" cy="8247273"/>
-            <wp:docPr id="24" name="Picture 24"/>
+            <wp:docPr id="25" name="Picture 25"/>
             <wp:cNvGraphicFramePr>
               <a:graphicFrameLocks noChangeAspect="1"/>
             </wp:cNvGraphicFramePr>
@@ -4208,58 +4260,6 @@
                 <pic:pic>
                   <pic:nvPicPr>
                     <pic:cNvPr id="0" name="web_02_plano.png"/>
-                    <pic:cNvPicPr/>
-                  </pic:nvPicPr>
-                  <pic:blipFill>
-                    <a:blip r:embed="rId33"/>
-                    <a:stretch>
-                      <a:fillRect/>
-                    </a:stretch>
-                  </pic:blipFill>
-                  <pic:spPr>
-                    <a:xfrm>
-                      <a:off x="0" y="0"/>
-                      <a:ext cx="4320000" cy="8247273"/>
-                    </a:xfrm>
-                    <a:prstGeom prst="rect"/>
-                  </pic:spPr>
-                </pic:pic>
-              </a:graphicData>
-            </a:graphic>
-          </wp:inline>
-        </w:drawing>
-      </w:r>
-    </w:p>
-    <w:p>
-      <w:pPr>
-        <w:jc w:val="center"/>
-      </w:pPr>
-      <w:r>
-        <w:rPr>
-          <w:i/>
-          <w:color w:val="555555"/>
-          <w:sz w:val="18"/>
-        </w:rPr>
-        <w:t>Mini web: tipos de habitación y plano (datos ficticios)</w:t>
-      </w:r>
-    </w:p>
-    <w:p>
-      <w:pPr>
-        <w:jc w:val="center"/>
-      </w:pPr>
-      <w:r>
-        <w:drawing>
-          <wp:inline xmlns:a="http://schemas.openxmlformats.org/drawingml/2006/main" xmlns:pic="http://schemas.openxmlformats.org/drawingml/2006/picture">
-            <wp:extent cx="4320000" cy="8247273"/>
-            <wp:docPr id="25" name="Picture 25"/>
-            <wp:cNvGraphicFramePr>
-              <a:graphicFrameLocks noChangeAspect="1"/>
-            </wp:cNvGraphicFramePr>
-            <a:graphic>
-              <a:graphicData uri="http://schemas.openxmlformats.org/drawingml/2006/picture">
-                <pic:pic>
-                  <pic:nvPicPr>
-                    <pic:cNvPr id="0" name="web_04_datos_con_temporizador.png"/>
                     <pic:cNvPicPr/>
                   </pic:nvPicPr>
                   <pic:blipFill>
@@ -4292,7 +4292,7 @@
           <w:color w:val="555555"/>
           <w:sz w:val="18"/>
         </w:rPr>
-        <w:t>Bloqueo con reloj y datos del huésped con consentimiento</w:t>
+        <w:t>Mini web: tipos de habitación y plano (datos ficticios)</w:t>
       </w:r>
     </w:p>
     <w:p>
@@ -4302,7 +4302,7 @@
       <w:r>
         <w:drawing>
           <wp:inline xmlns:a="http://schemas.openxmlformats.org/drawingml/2006/main" xmlns:pic="http://schemas.openxmlformats.org/drawingml/2006/picture">
-            <wp:extent cx="4320000" cy="8247273"/>
+            <wp:extent cx="4320000" cy="3168791"/>
             <wp:docPr id="26" name="Picture 26"/>
             <wp:cNvGraphicFramePr>
               <a:graphicFrameLocks noChangeAspect="1"/>
@@ -4311,7 +4311,7 @@
               <a:graphicData uri="http://schemas.openxmlformats.org/drawingml/2006/picture">
                 <pic:pic>
                   <pic:nvPicPr>
-                    <pic:cNvPr id="0" name="web_07_pasarela_simulada.png"/>
+                    <pic:cNvPr id="0" name="web_plano_planta.png"/>
                     <pic:cNvPicPr/>
                   </pic:nvPicPr>
                   <pic:blipFill>
@@ -4323,7 +4323,7 @@
                   <pic:spPr>
                     <a:xfrm>
                       <a:off x="0" y="0"/>
-                      <a:ext cx="4320000" cy="8247273"/>
+                      <a:ext cx="4320000" cy="3168791"/>
                     </a:xfrm>
                     <a:prstGeom prst="rect"/>
                   </pic:spPr>
@@ -4344,7 +4344,7 @@
           <w:color w:val="555555"/>
           <w:sz w:val="18"/>
         </w:rPr>
-        <w:t>Pasarela simulada: MODO PRUEBAS, no se cobra dinero</w:t>
+        <w:t>Mini web: plano dibujado de la planta 1 con camas y vista al mar (datos ficticios)</w:t>
       </w:r>
     </w:p>
     <w:p>
@@ -4363,7 +4363,7 @@
               <a:graphicData uri="http://schemas.openxmlformats.org/drawingml/2006/picture">
                 <pic:pic>
                   <pic:nvPicPr>
-                    <pic:cNvPr id="0" name="web_08_confirmacion.png"/>
+                    <pic:cNvPr id="0" name="web_04_datos_con_temporizador.png"/>
                     <pic:cNvPicPr/>
                   </pic:nvPicPr>
                   <pic:blipFill>
@@ -4396,6 +4396,110 @@
           <w:color w:val="555555"/>
           <w:sz w:val="18"/>
         </w:rPr>
+        <w:t>Bloqueo con reloj y datos del huésped con consentimiento</w:t>
+      </w:r>
+    </w:p>
+    <w:p>
+      <w:pPr>
+        <w:jc w:val="center"/>
+      </w:pPr>
+      <w:r>
+        <w:drawing>
+          <wp:inline xmlns:a="http://schemas.openxmlformats.org/drawingml/2006/main" xmlns:pic="http://schemas.openxmlformats.org/drawingml/2006/picture">
+            <wp:extent cx="4320000" cy="8247273"/>
+            <wp:docPr id="28" name="Picture 28"/>
+            <wp:cNvGraphicFramePr>
+              <a:graphicFrameLocks noChangeAspect="1"/>
+            </wp:cNvGraphicFramePr>
+            <a:graphic>
+              <a:graphicData uri="http://schemas.openxmlformats.org/drawingml/2006/picture">
+                <pic:pic>
+                  <pic:nvPicPr>
+                    <pic:cNvPr id="0" name="web_07_pasarela_simulada.png"/>
+                    <pic:cNvPicPr/>
+                  </pic:nvPicPr>
+                  <pic:blipFill>
+                    <a:blip r:embed="rId37"/>
+                    <a:stretch>
+                      <a:fillRect/>
+                    </a:stretch>
+                  </pic:blipFill>
+                  <pic:spPr>
+                    <a:xfrm>
+                      <a:off x="0" y="0"/>
+                      <a:ext cx="4320000" cy="8247273"/>
+                    </a:xfrm>
+                    <a:prstGeom prst="rect"/>
+                  </pic:spPr>
+                </pic:pic>
+              </a:graphicData>
+            </a:graphic>
+          </wp:inline>
+        </w:drawing>
+      </w:r>
+    </w:p>
+    <w:p>
+      <w:pPr>
+        <w:jc w:val="center"/>
+      </w:pPr>
+      <w:r>
+        <w:rPr>
+          <w:i/>
+          <w:color w:val="555555"/>
+          <w:sz w:val="18"/>
+        </w:rPr>
+        <w:t>Pasarela simulada: MODO PRUEBAS, no se cobra dinero</w:t>
+      </w:r>
+    </w:p>
+    <w:p>
+      <w:pPr>
+        <w:jc w:val="center"/>
+      </w:pPr>
+      <w:r>
+        <w:drawing>
+          <wp:inline xmlns:a="http://schemas.openxmlformats.org/drawingml/2006/main" xmlns:pic="http://schemas.openxmlformats.org/drawingml/2006/picture">
+            <wp:extent cx="4320000" cy="8247273"/>
+            <wp:docPr id="29" name="Picture 29"/>
+            <wp:cNvGraphicFramePr>
+              <a:graphicFrameLocks noChangeAspect="1"/>
+            </wp:cNvGraphicFramePr>
+            <a:graphic>
+              <a:graphicData uri="http://schemas.openxmlformats.org/drawingml/2006/picture">
+                <pic:pic>
+                  <pic:nvPicPr>
+                    <pic:cNvPr id="0" name="web_08_confirmacion.png"/>
+                    <pic:cNvPicPr/>
+                  </pic:nvPicPr>
+                  <pic:blipFill>
+                    <a:blip r:embed="rId38"/>
+                    <a:stretch>
+                      <a:fillRect/>
+                    </a:stretch>
+                  </pic:blipFill>
+                  <pic:spPr>
+                    <a:xfrm>
+                      <a:off x="0" y="0"/>
+                      <a:ext cx="4320000" cy="8247273"/>
+                    </a:xfrm>
+                    <a:prstGeom prst="rect"/>
+                  </pic:spPr>
+                </pic:pic>
+              </a:graphicData>
+            </a:graphic>
+          </wp:inline>
+        </w:drawing>
+      </w:r>
+    </w:p>
+    <w:p>
+      <w:pPr>
+        <w:jc w:val="center"/>
+      </w:pPr>
+      <w:r>
+        <w:rPr>
+          <w:i/>
+          <w:color w:val="555555"/>
+          <w:sz w:val="18"/>
+        </w:rPr>
         <w:t>Confirmación con número de reserva y correo simulado</w:t>
       </w:r>
     </w:p>
@@ -4495,7 +4599,7 @@
         <w:drawing>
           <wp:inline xmlns:a="http://schemas.openxmlformats.org/drawingml/2006/main" xmlns:pic="http://schemas.openxmlformats.org/drawingml/2006/picture">
             <wp:extent cx="5580000" cy="3875000"/>
-            <wp:docPr id="28" name="Picture 28"/>
+            <wp:docPr id="30" name="Picture 30"/>
             <wp:cNvGraphicFramePr>
               <a:graphicFrameLocks noChangeAspect="1"/>
             </wp:cNvGraphicFramePr>
@@ -4507,7 +4611,7 @@
                     <pic:cNvPicPr/>
                   </pic:nvPicPr>
                   <pic:blipFill>
-                    <a:blip r:embed="rId37"/>
+                    <a:blip r:embed="rId39"/>
                     <a:stretch>
                       <a:fillRect/>
                     </a:stretch>
@@ -4547,7 +4651,7 @@
         <w:drawing>
           <wp:inline xmlns:a="http://schemas.openxmlformats.org/drawingml/2006/main" xmlns:pic="http://schemas.openxmlformats.org/drawingml/2006/picture">
             <wp:extent cx="5580000" cy="3875000"/>
-            <wp:docPr id="29" name="Picture 29"/>
+            <wp:docPr id="31" name="Picture 31"/>
             <wp:cNvGraphicFramePr>
               <a:graphicFrameLocks noChangeAspect="1"/>
             </wp:cNvGraphicFramePr>
@@ -4559,7 +4663,7 @@
                     <pic:cNvPicPr/>
                   </pic:nvPicPr>
                   <pic:blipFill>
-                    <a:blip r:embed="rId38"/>
+                    <a:blip r:embed="rId40"/>
                     <a:stretch>
                       <a:fillRect/>
                     </a:stretch>
